--- a/Mil.Paperwork.Domain/Templates/WriteOffActTemplate.docx
+++ b/Mil.Paperwork.Domain/Templates/WriteOffActTemplate.docx
@@ -1,6 +1,6 @@
 
 <file path=word/document.xml><?xml version="1.0" encoding="utf-8"?>
-<w:document xmlns:wpc="http://schemas.microsoft.com/office/word/2010/wordprocessingCanvas" xmlns:cx="http://schemas.microsoft.com/office/drawing/2014/chartex" xmlns:cx1="http://schemas.microsoft.com/office/drawing/2015/9/8/chartex" xmlns:cx2="http://schemas.microsoft.com/office/drawing/2015/10/21/chartex" xmlns:cx3="http://schemas.microsoft.com/office/drawing/2016/5/9/chartex" xmlns:cx4="http://schemas.microsoft.com/office/drawing/2016/5/10/chartex" xmlns:cx5="http://schemas.microsoft.com/office/drawing/2016/5/11/chartex" xmlns:cx6="http://schemas.microsoft.com/office/drawing/2016/5/12/chartex" xmlns:cx7="http://schemas.microsoft.com/office/drawing/2016/5/13/chartex" xmlns:cx8="http://schemas.microsoft.com/office/drawing/2016/5/14/chartex" xmlns:mc="http://schemas.openxmlformats.org/markup-compatibility/2006" xmlns:aink="http://schemas.microsoft.com/office/drawing/2016/ink" xmlns:am3d="http://schemas.microsoft.com/office/drawing/2017/model3d" xmlns:o="urn:schemas-microsoft-com:office:office" xmlns:r="http://schemas.openxmlformats.org/officeDocument/2006/relationships" xmlns:m="http://schemas.openxmlformats.org/officeDocument/2006/math" xmlns:v="urn:schemas-microsoft-com:vml" xmlns:wp14="http://schemas.microsoft.com/office/word/2010/wordprocessingDrawing" xmlns:wp="http://schemas.openxmlformats.org/drawingml/2006/wordprocessingDrawing" xmlns:w10="urn:schemas-microsoft-com:office:word" xmlns:w="http://schemas.openxmlformats.org/wordprocessingml/2006/main" xmlns:w14="http://schemas.microsoft.com/office/word/2010/wordml" xmlns:w15="http://schemas.microsoft.com/office/word/2012/wordml" xmlns:w16cex="http://schemas.microsoft.com/office/word/2018/wordml/cex" xmlns:w16cid="http://schemas.microsoft.com/office/word/2016/wordml/cid" xmlns:w16="http://schemas.microsoft.com/office/word/2018/wordml" xmlns:w16sdtdh="http://schemas.microsoft.com/office/word/2020/wordml/sdtdatahash" xmlns:w16se="http://schemas.microsoft.com/office/word/2015/wordml/symex" xmlns:wpg="http://schemas.microsoft.com/office/word/2010/wordprocessingGroup" xmlns:wpi="http://schemas.microsoft.com/office/word/2010/wordprocessingInk" xmlns:wne="http://schemas.microsoft.com/office/word/2006/wordml" xmlns:wps="http://schemas.microsoft.com/office/word/2010/wordprocessingShape" mc:Ignorable="w14 w15 w16se w16cid w16 w16cex w16sdtdh wp14">
+<w:document xmlns:wpc="http://schemas.microsoft.com/office/word/2010/wordprocessingCanvas" xmlns:cx="http://schemas.microsoft.com/office/drawing/2014/chartex" xmlns:cx1="http://schemas.microsoft.com/office/drawing/2015/9/8/chartex" xmlns:cx2="http://schemas.microsoft.com/office/drawing/2015/10/21/chartex" xmlns:cx3="http://schemas.microsoft.com/office/drawing/2016/5/9/chartex" xmlns:cx4="http://schemas.microsoft.com/office/drawing/2016/5/10/chartex" xmlns:cx5="http://schemas.microsoft.com/office/drawing/2016/5/11/chartex" xmlns:cx6="http://schemas.microsoft.com/office/drawing/2016/5/12/chartex" xmlns:cx7="http://schemas.microsoft.com/office/drawing/2016/5/13/chartex" xmlns:cx8="http://schemas.microsoft.com/office/drawing/2016/5/14/chartex" xmlns:mc="http://schemas.openxmlformats.org/markup-compatibility/2006" xmlns:aink="http://schemas.microsoft.com/office/drawing/2016/ink" xmlns:am3d="http://schemas.microsoft.com/office/drawing/2017/model3d" xmlns:o="urn:schemas-microsoft-com:office:office" xmlns:oel="http://schemas.microsoft.com/office/2019/extlst" xmlns:r="http://schemas.openxmlformats.org/officeDocument/2006/relationships" xmlns:m="http://schemas.openxmlformats.org/officeDocument/2006/math" xmlns:v="urn:schemas-microsoft-com:vml" xmlns:wp14="http://schemas.microsoft.com/office/word/2010/wordprocessingDrawing" xmlns:wp="http://schemas.openxmlformats.org/drawingml/2006/wordprocessingDrawing" xmlns:w10="urn:schemas-microsoft-com:office:word" xmlns:w="http://schemas.openxmlformats.org/wordprocessingml/2006/main" xmlns:w14="http://schemas.microsoft.com/office/word/2010/wordml" xmlns:w15="http://schemas.microsoft.com/office/word/2012/wordml" xmlns:w16cex="http://schemas.microsoft.com/office/word/2018/wordml/cex" xmlns:w16cid="http://schemas.microsoft.com/office/word/2016/wordml/cid" xmlns:w16="http://schemas.microsoft.com/office/word/2018/wordml" xmlns:w16du="http://schemas.microsoft.com/office/word/2023/wordml/word16du" xmlns:w16sdtdh="http://schemas.microsoft.com/office/word/2020/wordml/sdtdatahash" xmlns:w16se="http://schemas.microsoft.com/office/word/2015/wordml/symex" xmlns:wpg="http://schemas.microsoft.com/office/word/2010/wordprocessingGroup" xmlns:wpi="http://schemas.microsoft.com/office/word/2010/wordprocessingInk" xmlns:wne="http://schemas.microsoft.com/office/word/2006/wordml" xmlns:wps="http://schemas.microsoft.com/office/word/2010/wordprocessingShape" mc:Ignorable="w14 w15 w16se w16cid w16 w16cex w16sdtdh w16du wp14">
   <w:body>
     <w:tbl>
       <w:tblPr>
@@ -292,264 +292,361 @@
         <w:t>(пункт 5 розділу I)</w:t>
       </w:r>
     </w:p>
-    <w:p>
-      <w:pPr>
-        <w:jc w:val="center"/>
-        <w:rPr>
-          <w:sz w:val="28"/>
-          <w:szCs w:val="28"/>
-          <w:lang w:val="uk-UA"/>
-        </w:rPr>
-      </w:pPr>
-    </w:p>
     <w:tbl>
       <w:tblPr>
-        <w:tblpPr w:leftFromText="180" w:rightFromText="180" w:bottomFromText="200" w:vertAnchor="text" w:horzAnchor="page" w:tblpX="9845" w:tblpY="91"/>
+        <w:tblStyle w:val="a3"/>
         <w:tblW w:w="0" w:type="auto"/>
+        <w:jc w:val="right"/>
+        <w:tblBorders>
+          <w:top w:val="none" w:sz="0" w:space="0" w:color="auto"/>
+          <w:left w:val="none" w:sz="0" w:space="0" w:color="auto"/>
+          <w:bottom w:val="none" w:sz="0" w:space="0" w:color="auto"/>
+          <w:right w:val="none" w:sz="0" w:space="0" w:color="auto"/>
+          <w:insideH w:val="none" w:sz="0" w:space="0" w:color="auto"/>
+          <w:insideV w:val="none" w:sz="0" w:space="0" w:color="auto"/>
+        </w:tblBorders>
+        <w:tblLayout w:type="fixed"/>
         <w:tblLook w:val="04A0" w:firstRow="1" w:lastRow="0" w:firstColumn="1" w:lastColumn="0" w:noHBand="0" w:noVBand="1"/>
       </w:tblPr>
       <w:tblGrid>
-        <w:gridCol w:w="6022"/>
+        <w:gridCol w:w="3119"/>
+        <w:gridCol w:w="2697"/>
       </w:tblGrid>
       <w:tr>
         <w:trPr>
-          <w:trHeight w:val="1524"/>
+          <w:trHeight w:val="336"/>
+          <w:jc w:val="right"/>
         </w:trPr>
         <w:tc>
           <w:tcPr>
-            <w:tcW w:w="6022" w:type="dxa"/>
-          </w:tcPr>
-          <w:p>
-            <w:pPr>
-              <w:tabs>
-                <w:tab w:val="left" w:pos="210"/>
-              </w:tabs>
-              <w:spacing w:line="276" w:lineRule="auto"/>
-              <w:rPr>
-                <w:bCs/>
-                <w:sz w:val="28"/>
-                <w:szCs w:val="28"/>
-                <w:lang w:val="uk-UA" w:eastAsia="en-US"/>
-              </w:rPr>
-            </w:pPr>
-            <w:r>
-              <w:rPr>
-                <w:bCs/>
-                <w:sz w:val="28"/>
-                <w:szCs w:val="28"/>
-                <w:lang w:val="uk-UA" w:eastAsia="en-US"/>
+            <w:tcW w:w="5816" w:type="dxa"/>
+            <w:gridSpan w:val="2"/>
+          </w:tcPr>
+          <w:p>
+            <w:pPr>
+              <w:shd w:val="clear" w:color="auto" w:fill="FFFFFF"/>
+              <w:spacing w:before="170"/>
+              <w:rPr>
+                <w:color w:val="000000"/>
+                <w:sz w:val="22"/>
+                <w:szCs w:val="22"/>
+              </w:rPr>
+            </w:pPr>
+            <w:r>
+              <w:rPr>
+                <w:color w:val="000000"/>
+                <w:sz w:val="22"/>
+                <w:szCs w:val="22"/>
               </w:rPr>
               <w:t>ЗАТВЕРДЖУЮ</w:t>
             </w:r>
           </w:p>
-          <w:p>
-            <w:pPr>
-              <w:tabs>
-                <w:tab w:val="left" w:pos="210"/>
-              </w:tabs>
-              <w:spacing w:line="276" w:lineRule="auto"/>
-              <w:rPr>
-                <w:bCs/>
-                <w:sz w:val="28"/>
-                <w:szCs w:val="28"/>
-                <w:lang w:val="uk-UA" w:eastAsia="en-US"/>
-              </w:rPr>
-            </w:pPr>
-            <w:r>
-              <w:rPr>
-                <w:bCs/>
-                <w:sz w:val="28"/>
-                <w:szCs w:val="28"/>
-                <w:lang w:val="uk-UA" w:eastAsia="en-US"/>
-              </w:rPr>
-              <w:t>Командир військової частини «MIL_UNIT»</w:t>
-            </w:r>
-          </w:p>
-          <w:p>
-            <w:pPr>
-              <w:tabs>
-                <w:tab w:val="right" w:pos="5810"/>
-              </w:tabs>
-              <w:spacing w:line="276" w:lineRule="auto"/>
-              <w:rPr>
-                <w:bCs/>
-                <w:sz w:val="28"/>
-                <w:szCs w:val="28"/>
-                <w:lang w:val="uk-UA" w:eastAsia="en-US"/>
-              </w:rPr>
-            </w:pPr>
-            <w:r>
-              <w:rPr>
-                <w:bCs/>
-                <w:sz w:val="28"/>
-                <w:szCs w:val="28"/>
-                <w:lang w:val="uk-UA" w:eastAsia="en-US"/>
+        </w:tc>
+      </w:tr>
+      <w:tr>
+        <w:trPr>
+          <w:jc w:val="right"/>
+        </w:trPr>
+        <w:tc>
+          <w:tcPr>
+            <w:tcW w:w="5816" w:type="dxa"/>
+            <w:gridSpan w:val="2"/>
+          </w:tcPr>
+          <w:p>
+            <w:pPr>
+              <w:rPr>
+                <w:b/>
+                <w:smallCaps/>
+                <w:color w:val="000000"/>
+                <w:sz w:val="22"/>
+                <w:szCs w:val="22"/>
+              </w:rPr>
+            </w:pPr>
+            <w:r>
+              <w:rPr>
+                <w:color w:val="000000"/>
+                <w:sz w:val="22"/>
+                <w:szCs w:val="22"/>
+              </w:rPr>
+              <w:t xml:space="preserve">Командир </w:t>
+            </w:r>
+            <w:proofErr w:type="spellStart"/>
+            <w:r>
+              <w:rPr>
+                <w:color w:val="000000"/>
+                <w:sz w:val="22"/>
+                <w:szCs w:val="22"/>
+              </w:rPr>
+              <w:t>військової</w:t>
+            </w:r>
+            <w:proofErr w:type="spellEnd"/>
+            <w:r>
+              <w:rPr>
+                <w:color w:val="000000"/>
+                <w:sz w:val="22"/>
+                <w:szCs w:val="22"/>
+              </w:rPr>
+              <w:t xml:space="preserve"> </w:t>
+            </w:r>
+            <w:proofErr w:type="spellStart"/>
+            <w:r>
+              <w:rPr>
+                <w:color w:val="000000"/>
+                <w:sz w:val="22"/>
+                <w:szCs w:val="22"/>
+              </w:rPr>
+              <w:t>частини</w:t>
+            </w:r>
+            <w:proofErr w:type="spellEnd"/>
+            <w:r>
+              <w:rPr>
+                <w:color w:val="000000"/>
+                <w:sz w:val="22"/>
+                <w:szCs w:val="22"/>
+              </w:rPr>
+              <w:t xml:space="preserve"> </w:t>
+            </w:r>
+            <w:r>
+              <w:rPr>
+                <w:color w:val="000000"/>
+                <w:sz w:val="22"/>
+                <w:szCs w:val="22"/>
               </w:rPr>
               <w:fldChar w:fldCharType="begin"/>
             </w:r>
             <w:r>
               <w:rPr>
-                <w:bCs/>
-                <w:sz w:val="28"/>
-                <w:szCs w:val="28"/>
-                <w:lang w:val="uk-UA" w:eastAsia="en-US"/>
+                <w:color w:val="000000"/>
+                <w:sz w:val="22"/>
+                <w:szCs w:val="22"/>
+              </w:rPr>
+              <w:instrText xml:space="preserve"> MERGEFIELD  MIL_UNIT  \* MERGEFORMAT </w:instrText>
+            </w:r>
+            <w:r>
+              <w:rPr>
+                <w:color w:val="000000"/>
+                <w:sz w:val="22"/>
+                <w:szCs w:val="22"/>
+              </w:rPr>
+              <w:fldChar w:fldCharType="separate"/>
+            </w:r>
+            <w:r>
+              <w:rPr>
+                <w:noProof/>
+                <w:color w:val="000000"/>
+                <w:sz w:val="22"/>
+                <w:szCs w:val="22"/>
+              </w:rPr>
+              <w:t>«MIL_UNIT»</w:t>
+            </w:r>
+            <w:r>
+              <w:rPr>
+                <w:color w:val="000000"/>
+                <w:sz w:val="22"/>
+                <w:szCs w:val="22"/>
+              </w:rPr>
+              <w:fldChar w:fldCharType="end"/>
+            </w:r>
+          </w:p>
+        </w:tc>
+      </w:tr>
+      <w:tr>
+        <w:trPr>
+          <w:jc w:val="right"/>
+        </w:trPr>
+        <w:tc>
+          <w:tcPr>
+            <w:tcW w:w="3119" w:type="dxa"/>
+          </w:tcPr>
+          <w:p>
+            <w:pPr>
+              <w:rPr>
+                <w:b/>
+                <w:smallCaps/>
+                <w:color w:val="000000"/>
+                <w:sz w:val="22"/>
+                <w:szCs w:val="22"/>
+              </w:rPr>
+            </w:pPr>
+            <w:r>
+              <w:rPr>
+                <w:color w:val="000000"/>
+                <w:sz w:val="22"/>
+                <w:szCs w:val="22"/>
+              </w:rPr>
+              <w:fldChar w:fldCharType="begin"/>
+            </w:r>
+            <w:r>
+              <w:rPr>
+                <w:color w:val="000000"/>
+                <w:sz w:val="22"/>
+                <w:szCs w:val="22"/>
               </w:rPr>
               <w:instrText xml:space="preserve"> MERGEFIELD  COMM_RANK  \* MERGEFORMAT </w:instrText>
             </w:r>
             <w:r>
               <w:rPr>
-                <w:bCs/>
-                <w:sz w:val="28"/>
-                <w:szCs w:val="28"/>
-                <w:lang w:val="uk-UA" w:eastAsia="en-US"/>
+                <w:color w:val="000000"/>
+                <w:sz w:val="22"/>
+                <w:szCs w:val="22"/>
               </w:rPr>
               <w:fldChar w:fldCharType="separate"/>
             </w:r>
             <w:r>
               <w:rPr>
-                <w:bCs/>
                 <w:noProof/>
-                <w:sz w:val="28"/>
-                <w:szCs w:val="28"/>
-                <w:lang w:val="uk-UA" w:eastAsia="en-US"/>
+                <w:color w:val="000000"/>
+                <w:sz w:val="22"/>
+                <w:szCs w:val="22"/>
               </w:rPr>
               <w:t>«COMM_RANK»</w:t>
             </w:r>
             <w:r>
               <w:rPr>
-                <w:bCs/>
-                <w:sz w:val="28"/>
-                <w:szCs w:val="28"/>
-                <w:lang w:val="uk-UA" w:eastAsia="en-US"/>
+                <w:color w:val="000000"/>
+                <w:sz w:val="22"/>
+                <w:szCs w:val="22"/>
               </w:rPr>
               <w:fldChar w:fldCharType="end"/>
             </w:r>
-            <w:r>
-              <w:rPr>
-                <w:bCs/>
-                <w:sz w:val="28"/>
-                <w:szCs w:val="28"/>
-                <w:lang w:val="uk-UA" w:eastAsia="en-US"/>
-              </w:rPr>
-              <w:tab/>
-            </w:r>
-            <w:r>
-              <w:rPr>
-                <w:bCs/>
-                <w:sz w:val="28"/>
-                <w:szCs w:val="28"/>
-                <w:lang w:val="uk-UA" w:eastAsia="en-US"/>
+          </w:p>
+        </w:tc>
+        <w:tc>
+          <w:tcPr>
+            <w:tcW w:w="2697" w:type="dxa"/>
+          </w:tcPr>
+          <w:p>
+            <w:pPr>
+              <w:jc w:val="right"/>
+              <w:rPr>
+                <w:b/>
+                <w:smallCaps/>
+                <w:color w:val="000000"/>
+                <w:sz w:val="22"/>
+                <w:szCs w:val="22"/>
+              </w:rPr>
+            </w:pPr>
+            <w:r>
+              <w:rPr>
+                <w:color w:val="000000"/>
+                <w:sz w:val="22"/>
+                <w:szCs w:val="22"/>
               </w:rPr>
               <w:fldChar w:fldCharType="begin"/>
             </w:r>
             <w:r>
               <w:rPr>
-                <w:bCs/>
-                <w:sz w:val="28"/>
-                <w:szCs w:val="28"/>
-                <w:lang w:val="uk-UA" w:eastAsia="en-US"/>
+                <w:color w:val="000000"/>
+                <w:sz w:val="22"/>
+                <w:szCs w:val="22"/>
               </w:rPr>
               <w:instrText xml:space="preserve"> MERGEFIELD  UNIT_COMM  \* MERGEFORMAT </w:instrText>
             </w:r>
             <w:r>
               <w:rPr>
-                <w:bCs/>
-                <w:sz w:val="28"/>
-                <w:szCs w:val="28"/>
-                <w:lang w:val="uk-UA" w:eastAsia="en-US"/>
+                <w:color w:val="000000"/>
+                <w:sz w:val="22"/>
+                <w:szCs w:val="22"/>
               </w:rPr>
               <w:fldChar w:fldCharType="separate"/>
             </w:r>
             <w:r>
               <w:rPr>
-                <w:bCs/>
                 <w:noProof/>
-                <w:sz w:val="28"/>
-                <w:szCs w:val="28"/>
-                <w:lang w:val="uk-UA" w:eastAsia="en-US"/>
+                <w:color w:val="000000"/>
+                <w:sz w:val="22"/>
+                <w:szCs w:val="22"/>
               </w:rPr>
               <w:t>«UNIT_COMM»</w:t>
             </w:r>
             <w:r>
               <w:rPr>
-                <w:bCs/>
-                <w:sz w:val="28"/>
-                <w:szCs w:val="28"/>
-                <w:lang w:val="uk-UA" w:eastAsia="en-US"/>
+                <w:color w:val="000000"/>
+                <w:sz w:val="22"/>
+                <w:szCs w:val="22"/>
               </w:rPr>
               <w:fldChar w:fldCharType="end"/>
             </w:r>
           </w:p>
-          <w:p>
-            <w:pPr>
-              <w:spacing w:line="276" w:lineRule="auto"/>
-              <w:rPr>
-                <w:bCs/>
-                <w:sz w:val="28"/>
-                <w:szCs w:val="28"/>
-                <w:highlight w:val="yellow"/>
-                <w:lang w:val="uk-UA" w:eastAsia="en-US"/>
-              </w:rPr>
-            </w:pPr>
-            <w:r>
-              <w:rPr>
-                <w:bCs/>
-                <w:sz w:val="28"/>
-                <w:szCs w:val="28"/>
-                <w:lang w:val="uk-UA" w:eastAsia="en-US"/>
-              </w:rPr>
-              <w:t xml:space="preserve">“___” __________ </w:t>
-            </w:r>
-            <w:r>
-              <w:rPr>
-                <w:sz w:val="28"/>
-                <w:szCs w:val="28"/>
+        </w:tc>
+      </w:tr>
+      <w:tr>
+        <w:trPr>
+          <w:trHeight w:val="295"/>
+          <w:jc w:val="right"/>
+        </w:trPr>
+        <w:tc>
+          <w:tcPr>
+            <w:tcW w:w="5816" w:type="dxa"/>
+            <w:gridSpan w:val="2"/>
+          </w:tcPr>
+          <w:p>
+            <w:pPr>
+              <w:shd w:val="clear" w:color="auto" w:fill="FFFFFF"/>
+              <w:jc w:val="both"/>
+              <w:rPr>
+                <w:color w:val="000000"/>
+                <w:sz w:val="22"/>
+                <w:szCs w:val="22"/>
+              </w:rPr>
+            </w:pPr>
+            <w:r>
+              <w:rPr>
+                <w:color w:val="000000"/>
+                <w:sz w:val="22"/>
+                <w:szCs w:val="22"/>
+              </w:rPr>
+              <w:t xml:space="preserve">«_____» ______________ </w:t>
+            </w:r>
+            <w:r>
+              <w:rPr>
+                <w:sz w:val="22"/>
+                <w:szCs w:val="22"/>
               </w:rPr>
               <w:fldChar w:fldCharType="begin"/>
             </w:r>
             <w:r>
               <w:rPr>
-                <w:sz w:val="28"/>
-                <w:szCs w:val="28"/>
+                <w:sz w:val="22"/>
+                <w:szCs w:val="22"/>
               </w:rPr>
               <w:instrText xml:space="preserve"> DATE  \@ "yyyy"  \* MERGEFORMAT </w:instrText>
             </w:r>
             <w:r>
               <w:rPr>
-                <w:sz w:val="28"/>
-                <w:szCs w:val="28"/>
+                <w:sz w:val="22"/>
+                <w:szCs w:val="22"/>
               </w:rPr>
               <w:fldChar w:fldCharType="separate"/>
             </w:r>
             <w:r>
               <w:rPr>
                 <w:noProof/>
-                <w:sz w:val="28"/>
-                <w:szCs w:val="28"/>
-              </w:rPr>
-              <w:t>2025</w:t>
-            </w:r>
-            <w:r>
-              <w:rPr>
-                <w:sz w:val="28"/>
-                <w:szCs w:val="28"/>
+                <w:sz w:val="22"/>
+                <w:szCs w:val="22"/>
+              </w:rPr>
+              <w:t>2026</w:t>
+            </w:r>
+            <w:r>
+              <w:rPr>
+                <w:sz w:val="22"/>
+                <w:szCs w:val="22"/>
               </w:rPr>
               <w:fldChar w:fldCharType="end"/>
             </w:r>
             <w:r>
               <w:rPr>
-                <w:sz w:val="24"/>
-                <w:szCs w:val="24"/>
+                <w:sz w:val="22"/>
+                <w:szCs w:val="22"/>
                 <w:lang w:val="en-US"/>
               </w:rPr>
               <w:t xml:space="preserve"> </w:t>
             </w:r>
             <w:r>
               <w:rPr>
-                <w:bCs/>
-                <w:sz w:val="28"/>
-                <w:szCs w:val="28"/>
-                <w:lang w:val="uk-UA" w:eastAsia="en-US"/>
+                <w:color w:val="000000"/>
+                <w:sz w:val="22"/>
+                <w:szCs w:val="22"/>
               </w:rPr>
               <w:t>року</w:t>
             </w:r>
@@ -569,11 +666,10 @@
     </w:p>
     <w:p>
       <w:pPr>
-        <w:jc w:val="center"/>
         <w:rPr>
           <w:sz w:val="28"/>
           <w:szCs w:val="28"/>
-          <w:lang w:val="uk-UA"/>
+          <w:lang w:val="en-US"/>
         </w:rPr>
       </w:pPr>
     </w:p>
@@ -581,186 +677,132 @@
       <w:pPr>
         <w:jc w:val="center"/>
         <w:rPr>
-          <w:sz w:val="28"/>
-          <w:szCs w:val="28"/>
+          <w:bCs/>
+          <w:sz w:val="24"/>
+          <w:szCs w:val="24"/>
           <w:lang w:val="uk-UA"/>
         </w:rPr>
       </w:pPr>
+      <w:bookmarkStart w:id="0" w:name="_Hlk90900095"/>
+      <w:r>
+        <w:rPr>
+          <w:bCs/>
+          <w:sz w:val="24"/>
+          <w:szCs w:val="24"/>
+          <w:lang w:val="uk-UA"/>
+        </w:rPr>
+        <w:t xml:space="preserve">Акт списання № </w:t>
+      </w:r>
+      <w:r>
+        <w:rPr>
+          <w:bCs/>
+          <w:sz w:val="24"/>
+          <w:szCs w:val="24"/>
+          <w:lang w:val="uk-UA"/>
+        </w:rPr>
+        <w:fldChar w:fldCharType="begin"/>
+      </w:r>
+      <w:r>
+        <w:rPr>
+          <w:bCs/>
+          <w:sz w:val="24"/>
+          <w:szCs w:val="24"/>
+          <w:lang w:val="uk-UA"/>
+        </w:rPr>
+        <w:instrText xml:space="preserve"> MERGEFIELD  REG_NUM  \* MERGEFORMAT </w:instrText>
+      </w:r>
+      <w:r>
+        <w:rPr>
+          <w:bCs/>
+          <w:sz w:val="24"/>
+          <w:szCs w:val="24"/>
+          <w:lang w:val="uk-UA"/>
+        </w:rPr>
+        <w:fldChar w:fldCharType="separate"/>
+      </w:r>
+      <w:r>
+        <w:rPr>
+          <w:bCs/>
+          <w:noProof/>
+          <w:sz w:val="24"/>
+          <w:szCs w:val="24"/>
+          <w:lang w:val="uk-UA"/>
+        </w:rPr>
+        <w:t>«REG_NUM»</w:t>
+      </w:r>
+      <w:r>
+        <w:rPr>
+          <w:bCs/>
+          <w:sz w:val="24"/>
+          <w:szCs w:val="24"/>
+          <w:lang w:val="uk-UA"/>
+        </w:rPr>
+        <w:fldChar w:fldCharType="end"/>
+      </w:r>
     </w:p>
     <w:p>
       <w:pPr>
+        <w:spacing w:after="120"/>
         <w:jc w:val="center"/>
         <w:rPr>
-          <w:sz w:val="28"/>
-          <w:szCs w:val="28"/>
+          <w:sz w:val="24"/>
+          <w:szCs w:val="24"/>
           <w:lang w:val="uk-UA"/>
         </w:rPr>
       </w:pPr>
-    </w:p>
-    <w:p>
-      <w:pPr>
-        <w:jc w:val="center"/>
-        <w:rPr>
-          <w:sz w:val="28"/>
-          <w:szCs w:val="28"/>
-          <w:lang w:val="uk-UA"/>
-        </w:rPr>
-      </w:pPr>
-    </w:p>
-    <w:p>
-      <w:pPr>
-        <w:jc w:val="center"/>
-        <w:rPr>
-          <w:sz w:val="28"/>
-          <w:szCs w:val="28"/>
-          <w:lang w:val="uk-UA"/>
-        </w:rPr>
-      </w:pPr>
-    </w:p>
-    <w:p>
-      <w:pPr>
-        <w:jc w:val="center"/>
-        <w:rPr>
-          <w:sz w:val="28"/>
-          <w:szCs w:val="28"/>
-          <w:lang w:val="uk-UA"/>
-        </w:rPr>
-      </w:pPr>
-    </w:p>
-    <w:p>
-      <w:pPr>
-        <w:jc w:val="center"/>
-        <w:rPr>
-          <w:bCs/>
-          <w:sz w:val="28"/>
-          <w:szCs w:val="28"/>
-          <w:lang w:val="uk-UA"/>
-        </w:rPr>
-      </w:pPr>
-      <w:bookmarkStart w:id="0" w:name="_Hlk90900095"/>
-      <w:r>
-        <w:rPr>
-          <w:bCs/>
-          <w:sz w:val="28"/>
-          <w:szCs w:val="28"/>
-          <w:lang w:val="uk-UA"/>
-        </w:rPr>
-        <w:t xml:space="preserve">Акт списання № </w:t>
-      </w:r>
-      <w:r>
-        <w:rPr>
-          <w:bCs/>
-          <w:sz w:val="28"/>
-          <w:szCs w:val="28"/>
-          <w:lang w:val="uk-UA"/>
+      <w:r>
+        <w:rPr>
+          <w:color w:val="000000"/>
+          <w:sz w:val="24"/>
+          <w:szCs w:val="24"/>
+        </w:rPr>
+        <w:t xml:space="preserve">майна </w:t>
+      </w:r>
+      <w:bookmarkStart w:id="1" w:name="30j0zll" w:colFirst="0" w:colLast="0"/>
+      <w:bookmarkStart w:id="2" w:name="gjdgxs" w:colFirst="0" w:colLast="0"/>
+      <w:bookmarkEnd w:id="1"/>
+      <w:bookmarkEnd w:id="2"/>
+      <w:r>
+        <w:rPr>
+          <w:color w:val="000000"/>
+          <w:sz w:val="24"/>
+          <w:szCs w:val="24"/>
         </w:rPr>
         <w:fldChar w:fldCharType="begin"/>
       </w:r>
       <w:r>
         <w:rPr>
-          <w:bCs/>
-          <w:sz w:val="28"/>
-          <w:szCs w:val="28"/>
-          <w:lang w:val="uk-UA"/>
-        </w:rPr>
-        <w:instrText xml:space="preserve"> MERGEFIELD  REG_NUM  \* MERGEFORMAT </w:instrText>
-      </w:r>
-      <w:r>
-        <w:rPr>
-          <w:bCs/>
-          <w:sz w:val="28"/>
-          <w:szCs w:val="28"/>
-          <w:lang w:val="uk-UA"/>
+          <w:color w:val="000000"/>
+          <w:sz w:val="24"/>
+          <w:szCs w:val="24"/>
+        </w:rPr>
+        <w:instrText xml:space="preserve"> MERGEFIELD  SERVICE_NAME_GENITIVE  \* MERGEFORMAT </w:instrText>
+      </w:r>
+      <w:r>
+        <w:rPr>
+          <w:color w:val="000000"/>
+          <w:sz w:val="24"/>
+          <w:szCs w:val="24"/>
         </w:rPr>
         <w:fldChar w:fldCharType="separate"/>
       </w:r>
       <w:r>
         <w:rPr>
-          <w:bCs/>
           <w:noProof/>
-          <w:sz w:val="28"/>
-          <w:szCs w:val="28"/>
-          <w:lang w:val="uk-UA"/>
-        </w:rPr>
-        <w:t>«REG_NUM»</w:t>
-      </w:r>
-      <w:r>
-        <w:rPr>
-          <w:bCs/>
-          <w:sz w:val="28"/>
-          <w:szCs w:val="28"/>
-          <w:lang w:val="uk-UA"/>
+          <w:color w:val="000000"/>
+          <w:sz w:val="24"/>
+          <w:szCs w:val="24"/>
+        </w:rPr>
+        <w:t>«SERVICE_NAME_GENITIVE»</w:t>
+      </w:r>
+      <w:r>
+        <w:rPr>
+          <w:color w:val="000000"/>
+          <w:sz w:val="24"/>
+          <w:szCs w:val="24"/>
         </w:rPr>
         <w:fldChar w:fldCharType="end"/>
       </w:r>
-    </w:p>
-    <w:p>
-      <w:pPr>
-        <w:shd w:val="clear" w:color="auto" w:fill="FFFFFF"/>
-        <w:jc w:val="center"/>
-        <w:rPr>
-          <w:sz w:val="28"/>
-          <w:szCs w:val="28"/>
-          <w:u w:val="single"/>
-          <w:lang w:val="uk-UA"/>
-        </w:rPr>
-      </w:pPr>
-      <w:r>
-        <w:rPr>
-          <w:sz w:val="28"/>
-          <w:szCs w:val="28"/>
-          <w:u w:val="single"/>
-          <w:lang w:val="uk-UA"/>
-        </w:rPr>
-        <w:fldChar w:fldCharType="begin"/>
-      </w:r>
-      <w:r>
-        <w:rPr>
-          <w:sz w:val="28"/>
-          <w:szCs w:val="28"/>
-          <w:u w:val="single"/>
-          <w:lang w:val="uk-UA"/>
-        </w:rPr>
-        <w:instrText xml:space="preserve"> MERGEFIELD  ASSET_NAME  \* MERGEFORMAT </w:instrText>
-      </w:r>
-      <w:r>
-        <w:rPr>
-          <w:sz w:val="28"/>
-          <w:szCs w:val="28"/>
-          <w:u w:val="single"/>
-          <w:lang w:val="uk-UA"/>
-        </w:rPr>
-        <w:fldChar w:fldCharType="separate"/>
-      </w:r>
-      <w:r>
-        <w:rPr>
-          <w:noProof/>
-          <w:sz w:val="28"/>
-          <w:szCs w:val="28"/>
-          <w:u w:val="single"/>
-          <w:lang w:val="uk-UA"/>
-        </w:rPr>
-        <w:t>«ASSET_NAME»</w:t>
-      </w:r>
-      <w:r>
-        <w:rPr>
-          <w:sz w:val="28"/>
-          <w:szCs w:val="28"/>
-          <w:u w:val="single"/>
-          <w:lang w:val="uk-UA"/>
-        </w:rPr>
-        <w:fldChar w:fldCharType="end"/>
-      </w:r>
-    </w:p>
-    <w:p>
-      <w:pPr>
-        <w:jc w:val="center"/>
-        <w:rPr>
-          <w:sz w:val="28"/>
-          <w:szCs w:val="28"/>
-          <w:lang w:val="uk-UA"/>
-        </w:rPr>
-      </w:pPr>
     </w:p>
     <w:tbl>
       <w:tblPr>
@@ -3698,9 +3740,7 @@
     </w:tbl>
     <w:p>
       <w:pPr>
-        <w:autoSpaceDE/>
-        <w:autoSpaceDN/>
-        <w:spacing w:after="160" w:line="259" w:lineRule="auto"/>
+        <w:spacing w:before="240"/>
         <w:rPr>
           <w:sz w:val="24"/>
           <w:szCs w:val="24"/>
@@ -3713,11 +3753,37 @@
           <w:szCs w:val="24"/>
           <w:lang w:val="uk-UA"/>
         </w:rPr>
-        <w:br w:type="page"/>
+        <w:t>Додат</w:t>
+      </w:r>
+      <w:r>
+        <w:rPr>
+          <w:sz w:val="24"/>
+          <w:szCs w:val="24"/>
+          <w:lang w:val="uk-UA"/>
+        </w:rPr>
+        <w:t>о</w:t>
+      </w:r>
+      <w:r>
+        <w:rPr>
+          <w:sz w:val="24"/>
+          <w:szCs w:val="24"/>
+          <w:lang w:val="uk-UA"/>
+        </w:rPr>
+        <w:t xml:space="preserve">к: </w:t>
+      </w:r>
+      <w:r>
+        <w:rPr>
+          <w:sz w:val="24"/>
+          <w:szCs w:val="24"/>
+          <w:lang w:val="uk-UA"/>
+        </w:rPr>
+        <w:t>без додатків.</w:t>
       </w:r>
     </w:p>
     <w:p>
       <w:pPr>
+        <w:keepNext/>
+        <w:keepLines/>
         <w:rPr>
           <w:sz w:val="24"/>
           <w:szCs w:val="24"/>
@@ -3731,70 +3797,21 @@
           <w:lang w:val="uk-UA"/>
         </w:rPr>
         <w:lastRenderedPageBreak/>
-        <w:t>Додат</w:t>
-      </w:r>
-      <w:r>
-        <w:rPr>
-          <w:sz w:val="24"/>
-          <w:szCs w:val="24"/>
-          <w:lang w:val="uk-UA"/>
-        </w:rPr>
-        <w:t>о</w:t>
-      </w:r>
-      <w:r>
-        <w:rPr>
-          <w:sz w:val="24"/>
-          <w:szCs w:val="24"/>
-          <w:lang w:val="uk-UA"/>
-        </w:rPr>
-        <w:t xml:space="preserve">к: </w:t>
-      </w:r>
-      <w:r>
-        <w:rPr>
-          <w:sz w:val="24"/>
-          <w:szCs w:val="24"/>
-          <w:lang w:val="uk-UA"/>
-        </w:rPr>
-        <w:t>без додатків.</w:t>
+        <w:t>Висновок комісії:</w:t>
+      </w:r>
+      <w:r>
+        <w:rPr>
+          <w:sz w:val="24"/>
+          <w:szCs w:val="24"/>
+          <w:lang w:val="uk-UA"/>
+        </w:rPr>
+        <w:t xml:space="preserve"> </w:t>
       </w:r>
     </w:p>
     <w:p>
       <w:pPr>
-        <w:ind w:firstLine="720"/>
-        <w:rPr>
-          <w:sz w:val="24"/>
-          <w:szCs w:val="24"/>
-          <w:lang w:val="uk-UA"/>
-        </w:rPr>
-      </w:pPr>
-    </w:p>
-    <w:p>
-      <w:pPr>
-        <w:rPr>
-          <w:sz w:val="24"/>
-          <w:szCs w:val="24"/>
-          <w:lang w:val="uk-UA"/>
-        </w:rPr>
-      </w:pPr>
-      <w:r>
-        <w:rPr>
-          <w:sz w:val="24"/>
-          <w:szCs w:val="24"/>
-          <w:lang w:val="uk-UA"/>
-        </w:rPr>
-        <w:t>Висновок комісії:</w:t>
-      </w:r>
-      <w:r>
-        <w:rPr>
-          <w:sz w:val="24"/>
-          <w:szCs w:val="24"/>
-          <w:lang w:val="uk-UA"/>
-        </w:rPr>
-        <w:t xml:space="preserve"> </w:t>
-      </w:r>
-    </w:p>
-    <w:p>
-      <w:pPr>
+        <w:keepNext/>
+        <w:keepLines/>
         <w:numPr>
           <w:ilvl w:val="0"/>
           <w:numId w:val="1"/>
@@ -3829,6 +3846,8 @@
     </w:p>
     <w:p>
       <w:pPr>
+        <w:keepNext/>
+        <w:keepLines/>
         <w:numPr>
           <w:ilvl w:val="0"/>
           <w:numId w:val="1"/>
@@ -3848,38 +3867,62 @@
           <w:szCs w:val="24"/>
           <w:lang w:val="uk-UA"/>
         </w:rPr>
+        <w:t>М</w:t>
+      </w:r>
+      <w:proofErr w:type="spellStart"/>
+      <w:r>
+        <w:rPr>
+          <w:sz w:val="24"/>
+          <w:szCs w:val="24"/>
+        </w:rPr>
+        <w:t>айно</w:t>
+      </w:r>
+      <w:proofErr w:type="spellEnd"/>
+      <w:r>
+        <w:rPr>
+          <w:sz w:val="24"/>
+          <w:szCs w:val="24"/>
+        </w:rPr>
+        <w:t xml:space="preserve"> </w:t>
+      </w:r>
+      <w:r>
+        <w:rPr>
+          <w:color w:val="000000"/>
+          <w:sz w:val="24"/>
+          <w:szCs w:val="24"/>
+        </w:rPr>
         <w:fldChar w:fldCharType="begin"/>
       </w:r>
       <w:r>
         <w:rPr>
-          <w:sz w:val="24"/>
-          <w:szCs w:val="24"/>
-          <w:lang w:val="uk-UA"/>
-        </w:rPr>
-        <w:instrText xml:space="preserve"> MERGEFIELD  ASSET_NAME  \* MERGEFORMAT </w:instrText>
-      </w:r>
-      <w:r>
-        <w:rPr>
-          <w:sz w:val="24"/>
-          <w:szCs w:val="24"/>
-          <w:lang w:val="uk-UA"/>
+          <w:color w:val="000000"/>
+          <w:sz w:val="24"/>
+          <w:szCs w:val="24"/>
+        </w:rPr>
+        <w:instrText xml:space="preserve"> MERGEFIELD  SERVICE_NAME_GENITIVE  \* MERGEFORMAT </w:instrText>
+      </w:r>
+      <w:r>
+        <w:rPr>
+          <w:color w:val="000000"/>
+          <w:sz w:val="24"/>
+          <w:szCs w:val="24"/>
         </w:rPr>
         <w:fldChar w:fldCharType="separate"/>
       </w:r>
       <w:r>
         <w:rPr>
           <w:noProof/>
-          <w:sz w:val="24"/>
-          <w:szCs w:val="24"/>
-          <w:lang w:val="uk-UA"/>
-        </w:rPr>
-        <w:t>«ASSET_NAME»</w:t>
-      </w:r>
-      <w:r>
-        <w:rPr>
-          <w:sz w:val="24"/>
-          <w:szCs w:val="24"/>
-          <w:lang w:val="uk-UA"/>
+          <w:color w:val="000000"/>
+          <w:sz w:val="24"/>
+          <w:szCs w:val="24"/>
+        </w:rPr>
+        <w:t>«SERVICE_NAME_GENITIVE»</w:t>
+      </w:r>
+      <w:r>
+        <w:rPr>
+          <w:color w:val="000000"/>
+          <w:sz w:val="24"/>
+          <w:szCs w:val="24"/>
         </w:rPr>
         <w:fldChar w:fldCharType="end"/>
       </w:r>
@@ -3898,7 +3941,23 @@
           <w:szCs w:val="24"/>
           <w:lang w:val="uk-UA"/>
         </w:rPr>
-        <w:t>фактично за своїм технічним станом відносився до категорії</w:t>
+        <w:t>фактично за своїм технічним станом відноси</w:t>
+      </w:r>
+      <w:r>
+        <w:rPr>
+          <w:sz w:val="24"/>
+          <w:szCs w:val="24"/>
+          <w:lang w:val="uk-UA"/>
+        </w:rPr>
+        <w:t>ло</w:t>
+      </w:r>
+      <w:r>
+        <w:rPr>
+          <w:sz w:val="24"/>
+          <w:szCs w:val="24"/>
+          <w:lang w:val="uk-UA"/>
+        </w:rPr>
+        <w:t>ся до категорії</w:t>
       </w:r>
       <w:r>
         <w:rPr>
@@ -3920,6 +3979,8 @@
     <w:p>
       <w:pPr>
         <w:pStyle w:val="a8"/>
+        <w:keepNext/>
+        <w:keepLines/>
         <w:numPr>
           <w:ilvl w:val="0"/>
           <w:numId w:val="1"/>
@@ -3976,6 +4037,8 @@
     <w:p>
       <w:pPr>
         <w:pStyle w:val="a8"/>
+        <w:keepNext/>
+        <w:keepLines/>
         <w:numPr>
           <w:ilvl w:val="0"/>
           <w:numId w:val="1"/>
@@ -3987,52 +4050,100 @@
           <w:lang w:val="uk-UA"/>
         </w:rPr>
       </w:pPr>
-      <w:r>
-        <w:rPr>
-          <w:sz w:val="24"/>
-          <w:szCs w:val="24"/>
-          <w:lang w:val="uk-UA"/>
+      <w:proofErr w:type="spellStart"/>
+      <w:r>
+        <w:rPr>
+          <w:sz w:val="24"/>
+          <w:szCs w:val="24"/>
+        </w:rPr>
+        <w:t>Вказане</w:t>
+      </w:r>
+      <w:proofErr w:type="spellEnd"/>
+      <w:r>
+        <w:rPr>
+          <w:sz w:val="24"/>
+          <w:szCs w:val="24"/>
+        </w:rPr>
+        <w:t xml:space="preserve"> в </w:t>
+      </w:r>
+      <w:proofErr w:type="spellStart"/>
+      <w:r>
+        <w:rPr>
+          <w:sz w:val="24"/>
+          <w:szCs w:val="24"/>
+        </w:rPr>
+        <w:t>акті</w:t>
+      </w:r>
+      <w:proofErr w:type="spellEnd"/>
+      <w:r>
+        <w:rPr>
+          <w:sz w:val="24"/>
+          <w:szCs w:val="24"/>
+        </w:rPr>
+        <w:t xml:space="preserve"> </w:t>
+      </w:r>
+      <w:proofErr w:type="spellStart"/>
+      <w:r>
+        <w:rPr>
+          <w:sz w:val="24"/>
+          <w:szCs w:val="24"/>
+        </w:rPr>
+        <w:t>майно</w:t>
+      </w:r>
+      <w:proofErr w:type="spellEnd"/>
+      <w:r>
+        <w:rPr>
+          <w:sz w:val="24"/>
+          <w:szCs w:val="24"/>
+        </w:rPr>
+        <w:t xml:space="preserve"> </w:t>
+      </w:r>
+      <w:r>
+        <w:rPr>
+          <w:color w:val="000000"/>
+          <w:sz w:val="24"/>
+          <w:szCs w:val="24"/>
         </w:rPr>
         <w:fldChar w:fldCharType="begin"/>
       </w:r>
       <w:r>
         <w:rPr>
-          <w:sz w:val="24"/>
-          <w:szCs w:val="24"/>
-          <w:lang w:val="uk-UA"/>
-        </w:rPr>
-        <w:instrText xml:space="preserve"> MERGEFIELD  ASSET_NAME  \* MERGEFORMAT </w:instrText>
-      </w:r>
-      <w:r>
-        <w:rPr>
-          <w:sz w:val="24"/>
-          <w:szCs w:val="24"/>
-          <w:lang w:val="uk-UA"/>
+          <w:color w:val="000000"/>
+          <w:sz w:val="24"/>
+          <w:szCs w:val="24"/>
+        </w:rPr>
+        <w:instrText xml:space="preserve"> MERGEFIELD  SERVICE_NAME_GENITIVE  \* MERGEFORMAT </w:instrText>
+      </w:r>
+      <w:r>
+        <w:rPr>
+          <w:color w:val="000000"/>
+          <w:sz w:val="24"/>
+          <w:szCs w:val="24"/>
         </w:rPr>
         <w:fldChar w:fldCharType="separate"/>
       </w:r>
       <w:r>
         <w:rPr>
           <w:noProof/>
-          <w:sz w:val="24"/>
-          <w:szCs w:val="24"/>
-          <w:lang w:val="uk-UA"/>
-        </w:rPr>
-        <w:t>«ASSET_NAME»</w:t>
-      </w:r>
-      <w:r>
-        <w:rPr>
-          <w:sz w:val="24"/>
-          <w:szCs w:val="24"/>
-          <w:lang w:val="uk-UA"/>
+          <w:color w:val="000000"/>
+          <w:sz w:val="24"/>
+          <w:szCs w:val="24"/>
+        </w:rPr>
+        <w:t>«SERVICE_NAME_GENITIVE»</w:t>
+      </w:r>
+      <w:r>
+        <w:rPr>
+          <w:color w:val="000000"/>
+          <w:sz w:val="24"/>
+          <w:szCs w:val="24"/>
         </w:rPr>
         <w:fldChar w:fldCharType="end"/>
       </w:r>
       <w:r>
         <w:rPr>
-          <w:iCs/>
-          <w:sz w:val="24"/>
-          <w:szCs w:val="24"/>
+          <w:color w:val="000000"/>
+          <w:sz w:val="22"/>
+          <w:szCs w:val="22"/>
           <w:lang w:val="uk-UA"/>
         </w:rPr>
         <w:t xml:space="preserve"> </w:t>
@@ -4060,7 +4171,23 @@
           <w:szCs w:val="24"/>
           <w:lang w:val="uk-UA"/>
         </w:rPr>
-        <w:t xml:space="preserve">нищений </w:t>
+        <w:t>нищен</w:t>
+      </w:r>
+      <w:r>
+        <w:rPr>
+          <w:sz w:val="24"/>
+          <w:szCs w:val="24"/>
+          <w:lang w:val="uk-UA"/>
+        </w:rPr>
+        <w:t>е</w:t>
+      </w:r>
+      <w:r>
+        <w:rPr>
+          <w:sz w:val="24"/>
+          <w:szCs w:val="24"/>
+          <w:lang w:val="uk-UA"/>
+        </w:rPr>
+        <w:t xml:space="preserve"> </w:t>
       </w:r>
       <w:r>
         <w:rPr>
@@ -4160,7 +4287,7 @@
         </w:rPr>
         <w:t xml:space="preserve"> про списання втраченого (знищеного) військового майна </w:t>
       </w:r>
-      <w:bookmarkStart w:id="1" w:name="_Hlk156317276"/>
+      <w:bookmarkStart w:id="3" w:name="_Hlk156317276"/>
       <w:r>
         <w:rPr>
           <w:sz w:val="24"/>
@@ -4275,7 +4402,7 @@
         </w:rPr>
         <w:t xml:space="preserve"> </w:t>
       </w:r>
-      <w:bookmarkEnd w:id="1"/>
+      <w:bookmarkEnd w:id="3"/>
       <w:r>
         <w:rPr>
           <w:sz w:val="24"/>
@@ -4296,6 +4423,8 @@
     <w:p>
       <w:pPr>
         <w:pStyle w:val="a8"/>
+        <w:keepNext/>
+        <w:keepLines/>
         <w:numPr>
           <w:ilvl w:val="0"/>
           <w:numId w:val="1"/>
@@ -4321,40 +4450,7 @@
           <w:szCs w:val="24"/>
           <w:lang w:val="uk-UA"/>
         </w:rPr>
-        <w:fldChar w:fldCharType="begin"/>
-      </w:r>
-      <w:r>
-        <w:rPr>
-          <w:sz w:val="24"/>
-          <w:szCs w:val="24"/>
-          <w:lang w:val="uk-UA"/>
-        </w:rPr>
-        <w:instrText xml:space="preserve"> MERGEFIELD  ASSET_NAME  \* MERGEFORMAT </w:instrText>
-      </w:r>
-      <w:r>
-        <w:rPr>
-          <w:sz w:val="24"/>
-          <w:szCs w:val="24"/>
-          <w:lang w:val="uk-UA"/>
-        </w:rPr>
-        <w:fldChar w:fldCharType="separate"/>
-      </w:r>
-      <w:r>
-        <w:rPr>
-          <w:noProof/>
-          <w:sz w:val="24"/>
-          <w:szCs w:val="24"/>
-          <w:lang w:val="uk-UA"/>
-        </w:rPr>
-        <w:t>«ASSET_NAME»</w:t>
-      </w:r>
-      <w:r>
-        <w:rPr>
-          <w:sz w:val="24"/>
-          <w:szCs w:val="24"/>
-          <w:lang w:val="uk-UA"/>
-        </w:rPr>
-        <w:fldChar w:fldCharType="end"/>
+        <w:t>вище вказане майно</w:t>
       </w:r>
       <w:r>
         <w:rPr>
@@ -4371,7 +4467,23 @@
           <w:szCs w:val="24"/>
           <w:lang w:val="uk-UA"/>
         </w:rPr>
-        <w:t xml:space="preserve">знищений </w:t>
+        <w:t>знищен</w:t>
+      </w:r>
+      <w:r>
+        <w:rPr>
+          <w:sz w:val="24"/>
+          <w:szCs w:val="24"/>
+          <w:lang w:val="uk-UA"/>
+        </w:rPr>
+        <w:t>е</w:t>
+      </w:r>
+      <w:r>
+        <w:rPr>
+          <w:sz w:val="24"/>
+          <w:szCs w:val="24"/>
+          <w:lang w:val="uk-UA"/>
+        </w:rPr>
+        <w:t xml:space="preserve"> </w:t>
       </w:r>
       <w:r>
         <w:rPr>
@@ -4452,6 +4564,8 @@
     <w:p>
       <w:pPr>
         <w:pStyle w:val="a8"/>
+        <w:keepNext/>
+        <w:keepLines/>
         <w:numPr>
           <w:ilvl w:val="0"/>
           <w:numId w:val="1"/>
@@ -4482,18 +4596,742 @@
     </w:p>
     <w:p>
       <w:pPr>
-        <w:pStyle w:val="a8"/>
         <w:jc w:val="both"/>
         <w:rPr>
           <w:sz w:val="24"/>
           <w:szCs w:val="24"/>
-          <w:lang w:val="uk-UA"/>
+          <w:lang w:val="en-US"/>
         </w:rPr>
       </w:pPr>
     </w:p>
     <w:p>
       <w:pPr>
-        <w:jc w:val="both"/>
+        <w:keepNext/>
+        <w:keepLines/>
+        <w:tabs>
+          <w:tab w:val="left" w:pos="2127"/>
+        </w:tabs>
+        <w:rPr>
+          <w:sz w:val="24"/>
+          <w:szCs w:val="24"/>
+          <w:lang w:val="uk-UA"/>
+        </w:rPr>
+      </w:pPr>
+      <w:r>
+        <w:rPr>
+          <w:sz w:val="24"/>
+          <w:szCs w:val="24"/>
+          <w:lang w:val="uk-UA"/>
+        </w:rPr>
+        <w:t xml:space="preserve">Голова комісії : </w:t>
+      </w:r>
+      <w:r>
+        <w:rPr>
+          <w:sz w:val="24"/>
+          <w:szCs w:val="24"/>
+          <w:lang w:val="uk-UA"/>
+        </w:rPr>
+        <w:tab/>
+      </w:r>
+      <w:r>
+        <w:rPr>
+          <w:sz w:val="24"/>
+          <w:szCs w:val="24"/>
+          <w:lang w:val="uk-UA"/>
+        </w:rPr>
+        <w:fldChar w:fldCharType="begin"/>
+      </w:r>
+      <w:r>
+        <w:rPr>
+          <w:sz w:val="24"/>
+          <w:szCs w:val="24"/>
+          <w:lang w:val="uk-UA"/>
+        </w:rPr>
+        <w:instrText xml:space="preserve"> MERGEFIELD  COMMISSION_HEAD_POSITION  \* MERGEFORMAT </w:instrText>
+      </w:r>
+      <w:r>
+        <w:rPr>
+          <w:sz w:val="24"/>
+          <w:szCs w:val="24"/>
+          <w:lang w:val="uk-UA"/>
+        </w:rPr>
+        <w:fldChar w:fldCharType="separate"/>
+      </w:r>
+      <w:r>
+        <w:rPr>
+          <w:noProof/>
+          <w:sz w:val="24"/>
+          <w:szCs w:val="24"/>
+          <w:lang w:val="uk-UA"/>
+        </w:rPr>
+        <w:t>«COMMISSION_HEAD_POSITION»</w:t>
+      </w:r>
+      <w:r>
+        <w:rPr>
+          <w:sz w:val="24"/>
+          <w:szCs w:val="24"/>
+          <w:lang w:val="uk-UA"/>
+        </w:rPr>
+        <w:fldChar w:fldCharType="end"/>
+      </w:r>
+    </w:p>
+    <w:p>
+      <w:pPr>
+        <w:keepNext/>
+        <w:keepLines/>
+        <w:tabs>
+          <w:tab w:val="right" w:pos="9921"/>
+        </w:tabs>
+        <w:ind w:left="1416" w:firstLine="711"/>
+        <w:rPr>
+          <w:sz w:val="24"/>
+          <w:szCs w:val="24"/>
+          <w:lang w:val="uk-UA"/>
+        </w:rPr>
+      </w:pPr>
+      <w:r>
+        <w:rPr>
+          <w:sz w:val="24"/>
+          <w:szCs w:val="24"/>
+          <w:u w:val="single"/>
+          <w:lang w:val="uk-UA"/>
+        </w:rPr>
+        <w:fldChar w:fldCharType="begin"/>
+      </w:r>
+      <w:r>
+        <w:rPr>
+          <w:sz w:val="24"/>
+          <w:szCs w:val="24"/>
+          <w:u w:val="single"/>
+          <w:lang w:val="uk-UA"/>
+        </w:rPr>
+        <w:instrText xml:space="preserve"> MERGEFIELD  COMMISSION_HEAD_RANK  \* MERGEFORMAT </w:instrText>
+      </w:r>
+      <w:r>
+        <w:rPr>
+          <w:sz w:val="24"/>
+          <w:szCs w:val="24"/>
+          <w:u w:val="single"/>
+          <w:lang w:val="uk-UA"/>
+        </w:rPr>
+        <w:fldChar w:fldCharType="separate"/>
+      </w:r>
+      <w:r>
+        <w:rPr>
+          <w:noProof/>
+          <w:sz w:val="24"/>
+          <w:szCs w:val="24"/>
+          <w:u w:val="single"/>
+          <w:lang w:val="uk-UA"/>
+        </w:rPr>
+        <w:t>«COMMISSION_HEAD_RANK»</w:t>
+      </w:r>
+      <w:r>
+        <w:rPr>
+          <w:sz w:val="24"/>
+          <w:szCs w:val="24"/>
+          <w:u w:val="single"/>
+          <w:lang w:val="uk-UA"/>
+        </w:rPr>
+        <w:fldChar w:fldCharType="end"/>
+      </w:r>
+      <w:r>
+        <w:rPr>
+          <w:sz w:val="24"/>
+          <w:szCs w:val="24"/>
+          <w:u w:val="single"/>
+          <w:lang w:val="uk-UA"/>
+        </w:rPr>
+        <w:tab/>
+      </w:r>
+      <w:r>
+        <w:rPr>
+          <w:sz w:val="24"/>
+          <w:szCs w:val="24"/>
+          <w:u w:val="single"/>
+          <w:lang w:val="uk-UA"/>
+        </w:rPr>
+        <w:fldChar w:fldCharType="begin"/>
+      </w:r>
+      <w:r>
+        <w:rPr>
+          <w:sz w:val="24"/>
+          <w:szCs w:val="24"/>
+          <w:u w:val="single"/>
+          <w:lang w:val="uk-UA"/>
+        </w:rPr>
+        <w:instrText xml:space="preserve"> MERGEFIELD  COMMISSION_HEAD_NAME  \* MERGEFORMAT </w:instrText>
+      </w:r>
+      <w:r>
+        <w:rPr>
+          <w:sz w:val="24"/>
+          <w:szCs w:val="24"/>
+          <w:u w:val="single"/>
+          <w:lang w:val="uk-UA"/>
+        </w:rPr>
+        <w:fldChar w:fldCharType="separate"/>
+      </w:r>
+      <w:r>
+        <w:rPr>
+          <w:noProof/>
+          <w:sz w:val="24"/>
+          <w:szCs w:val="24"/>
+          <w:u w:val="single"/>
+          <w:lang w:val="uk-UA"/>
+        </w:rPr>
+        <w:t>«COMMISSION_HEAD_NAME»</w:t>
+      </w:r>
+      <w:r>
+        <w:rPr>
+          <w:sz w:val="24"/>
+          <w:szCs w:val="24"/>
+          <w:u w:val="single"/>
+          <w:lang w:val="uk-UA"/>
+        </w:rPr>
+        <w:fldChar w:fldCharType="end"/>
+      </w:r>
+    </w:p>
+    <w:p>
+      <w:pPr>
+        <w:keepNext/>
+        <w:keepLines/>
+        <w:tabs>
+          <w:tab w:val="left" w:pos="2127"/>
+        </w:tabs>
+        <w:rPr>
+          <w:sz w:val="24"/>
+          <w:szCs w:val="24"/>
+          <w:lang w:val="uk-UA"/>
+        </w:rPr>
+      </w:pPr>
+      <w:r>
+        <w:rPr>
+          <w:sz w:val="24"/>
+          <w:szCs w:val="24"/>
+          <w:lang w:val="uk-UA"/>
+        </w:rPr>
+        <w:t>Члени комісії :</w:t>
+      </w:r>
+      <w:r>
+        <w:rPr>
+          <w:sz w:val="24"/>
+          <w:szCs w:val="24"/>
+          <w:lang w:val="uk-UA"/>
+        </w:rPr>
+        <w:tab/>
+      </w:r>
+      <w:r>
+        <w:rPr>
+          <w:sz w:val="24"/>
+          <w:szCs w:val="24"/>
+          <w:lang w:val="uk-UA"/>
+        </w:rPr>
+        <w:fldChar w:fldCharType="begin"/>
+      </w:r>
+      <w:r>
+        <w:rPr>
+          <w:sz w:val="24"/>
+          <w:szCs w:val="24"/>
+          <w:lang w:val="uk-UA"/>
+        </w:rPr>
+        <w:instrText xml:space="preserve"> MERGEFIELD  COMMISSION_PERSON1_POSITION  \* MERGEFORMAT </w:instrText>
+      </w:r>
+      <w:r>
+        <w:rPr>
+          <w:sz w:val="24"/>
+          <w:szCs w:val="24"/>
+          <w:lang w:val="uk-UA"/>
+        </w:rPr>
+        <w:fldChar w:fldCharType="separate"/>
+      </w:r>
+      <w:r>
+        <w:rPr>
+          <w:noProof/>
+          <w:sz w:val="24"/>
+          <w:szCs w:val="24"/>
+          <w:lang w:val="uk-UA"/>
+        </w:rPr>
+        <w:t>«COMMISSION_PERSON1_POSITION»</w:t>
+      </w:r>
+      <w:r>
+        <w:rPr>
+          <w:sz w:val="24"/>
+          <w:szCs w:val="24"/>
+          <w:lang w:val="uk-UA"/>
+        </w:rPr>
+        <w:fldChar w:fldCharType="end"/>
+      </w:r>
+    </w:p>
+    <w:p>
+      <w:pPr>
+        <w:keepNext/>
+        <w:keepLines/>
+        <w:tabs>
+          <w:tab w:val="right" w:pos="9921"/>
+        </w:tabs>
+        <w:ind w:left="1416" w:firstLine="708"/>
+        <w:rPr>
+          <w:sz w:val="24"/>
+          <w:szCs w:val="24"/>
+          <w:u w:val="single"/>
+          <w:lang w:val="uk-UA"/>
+        </w:rPr>
+      </w:pPr>
+      <w:r>
+        <w:rPr>
+          <w:sz w:val="24"/>
+          <w:szCs w:val="24"/>
+          <w:u w:val="single"/>
+          <w:lang w:val="uk-UA"/>
+        </w:rPr>
+        <w:fldChar w:fldCharType="begin"/>
+      </w:r>
+      <w:r>
+        <w:rPr>
+          <w:sz w:val="24"/>
+          <w:szCs w:val="24"/>
+          <w:u w:val="single"/>
+          <w:lang w:val="uk-UA"/>
+        </w:rPr>
+        <w:instrText xml:space="preserve"> MERGEFIELD  COMMISSION_PERSON1_RANK  \* MERGEFORMAT </w:instrText>
+      </w:r>
+      <w:r>
+        <w:rPr>
+          <w:sz w:val="24"/>
+          <w:szCs w:val="24"/>
+          <w:u w:val="single"/>
+          <w:lang w:val="uk-UA"/>
+        </w:rPr>
+        <w:fldChar w:fldCharType="separate"/>
+      </w:r>
+      <w:r>
+        <w:rPr>
+          <w:noProof/>
+          <w:sz w:val="24"/>
+          <w:szCs w:val="24"/>
+          <w:u w:val="single"/>
+          <w:lang w:val="uk-UA"/>
+        </w:rPr>
+        <w:t>«COMMISSION_PERSON1_RANK»</w:t>
+      </w:r>
+      <w:r>
+        <w:rPr>
+          <w:sz w:val="24"/>
+          <w:szCs w:val="24"/>
+          <w:u w:val="single"/>
+          <w:lang w:val="uk-UA"/>
+        </w:rPr>
+        <w:fldChar w:fldCharType="end"/>
+      </w:r>
+      <w:r>
+        <w:rPr>
+          <w:sz w:val="24"/>
+          <w:szCs w:val="24"/>
+          <w:u w:val="single"/>
+          <w:lang w:val="uk-UA"/>
+        </w:rPr>
+        <w:tab/>
+      </w:r>
+      <w:r>
+        <w:rPr>
+          <w:sz w:val="24"/>
+          <w:szCs w:val="24"/>
+          <w:u w:val="single"/>
+          <w:lang w:val="uk-UA"/>
+        </w:rPr>
+        <w:fldChar w:fldCharType="begin"/>
+      </w:r>
+      <w:r>
+        <w:rPr>
+          <w:sz w:val="24"/>
+          <w:szCs w:val="24"/>
+          <w:u w:val="single"/>
+          <w:lang w:val="uk-UA"/>
+        </w:rPr>
+        <w:instrText xml:space="preserve"> MERGEFIELD  COMMISSION_PERSON1_NAME  \* MERGEFORMAT </w:instrText>
+      </w:r>
+      <w:r>
+        <w:rPr>
+          <w:sz w:val="24"/>
+          <w:szCs w:val="24"/>
+          <w:u w:val="single"/>
+          <w:lang w:val="uk-UA"/>
+        </w:rPr>
+        <w:fldChar w:fldCharType="separate"/>
+      </w:r>
+      <w:r>
+        <w:rPr>
+          <w:noProof/>
+          <w:sz w:val="24"/>
+          <w:szCs w:val="24"/>
+          <w:u w:val="single"/>
+          <w:lang w:val="uk-UA"/>
+        </w:rPr>
+        <w:t>«COMMISSION_PERSON1_NAME»</w:t>
+      </w:r>
+      <w:r>
+        <w:rPr>
+          <w:sz w:val="24"/>
+          <w:szCs w:val="24"/>
+          <w:u w:val="single"/>
+          <w:lang w:val="uk-UA"/>
+        </w:rPr>
+        <w:fldChar w:fldCharType="end"/>
+      </w:r>
+      <w:r>
+        <w:rPr>
+          <w:sz w:val="24"/>
+          <w:szCs w:val="24"/>
+          <w:u w:val="single"/>
+          <w:lang w:val="uk-UA"/>
+        </w:rPr>
+        <w:t xml:space="preserve"> </w:t>
+      </w:r>
+    </w:p>
+    <w:p>
+      <w:pPr>
+        <w:keepNext/>
+        <w:keepLines/>
+        <w:ind w:left="1416" w:firstLine="708"/>
+        <w:rPr>
+          <w:sz w:val="24"/>
+          <w:szCs w:val="24"/>
+          <w:lang w:val="uk-UA"/>
+        </w:rPr>
+      </w:pPr>
+      <w:r>
+        <w:rPr>
+          <w:sz w:val="24"/>
+          <w:szCs w:val="24"/>
+          <w:lang w:val="uk-UA"/>
+        </w:rPr>
+        <w:fldChar w:fldCharType="begin"/>
+      </w:r>
+      <w:r>
+        <w:rPr>
+          <w:sz w:val="24"/>
+          <w:szCs w:val="24"/>
+          <w:lang w:val="uk-UA"/>
+        </w:rPr>
+        <w:instrText xml:space="preserve"> MERGEFIELD  COMMISSION_PERSON2_POSITION  \* MERGEFORMAT </w:instrText>
+      </w:r>
+      <w:r>
+        <w:rPr>
+          <w:sz w:val="24"/>
+          <w:szCs w:val="24"/>
+          <w:lang w:val="uk-UA"/>
+        </w:rPr>
+        <w:fldChar w:fldCharType="separate"/>
+      </w:r>
+      <w:r>
+        <w:rPr>
+          <w:noProof/>
+          <w:sz w:val="24"/>
+          <w:szCs w:val="24"/>
+          <w:lang w:val="uk-UA"/>
+        </w:rPr>
+        <w:t>«COMMISSION_PERSON2_POSITION»</w:t>
+      </w:r>
+      <w:r>
+        <w:rPr>
+          <w:sz w:val="24"/>
+          <w:szCs w:val="24"/>
+          <w:lang w:val="uk-UA"/>
+        </w:rPr>
+        <w:fldChar w:fldCharType="end"/>
+      </w:r>
+    </w:p>
+    <w:p>
+      <w:pPr>
+        <w:keepNext/>
+        <w:keepLines/>
+        <w:tabs>
+          <w:tab w:val="right" w:pos="9921"/>
+        </w:tabs>
+        <w:ind w:left="1416" w:firstLine="708"/>
+        <w:rPr>
+          <w:sz w:val="24"/>
+          <w:szCs w:val="24"/>
+          <w:u w:val="single"/>
+          <w:lang w:val="uk-UA"/>
+        </w:rPr>
+      </w:pPr>
+      <w:r>
+        <w:rPr>
+          <w:sz w:val="24"/>
+          <w:szCs w:val="24"/>
+          <w:u w:val="single"/>
+          <w:lang w:val="uk-UA"/>
+        </w:rPr>
+        <w:fldChar w:fldCharType="begin"/>
+      </w:r>
+      <w:r>
+        <w:rPr>
+          <w:sz w:val="24"/>
+          <w:szCs w:val="24"/>
+          <w:u w:val="single"/>
+          <w:lang w:val="uk-UA"/>
+        </w:rPr>
+        <w:instrText xml:space="preserve"> MERGEFIELD  COMMISSION_PERSON2_RANK  \* MERGEFORMAT </w:instrText>
+      </w:r>
+      <w:r>
+        <w:rPr>
+          <w:sz w:val="24"/>
+          <w:szCs w:val="24"/>
+          <w:u w:val="single"/>
+          <w:lang w:val="uk-UA"/>
+        </w:rPr>
+        <w:fldChar w:fldCharType="separate"/>
+      </w:r>
+      <w:r>
+        <w:rPr>
+          <w:noProof/>
+          <w:sz w:val="24"/>
+          <w:szCs w:val="24"/>
+          <w:u w:val="single"/>
+          <w:lang w:val="uk-UA"/>
+        </w:rPr>
+        <w:t>«COMMISSION_PERSON2_RANK»</w:t>
+      </w:r>
+      <w:r>
+        <w:rPr>
+          <w:sz w:val="24"/>
+          <w:szCs w:val="24"/>
+          <w:u w:val="single"/>
+          <w:lang w:val="uk-UA"/>
+        </w:rPr>
+        <w:fldChar w:fldCharType="end"/>
+      </w:r>
+      <w:r>
+        <w:rPr>
+          <w:sz w:val="24"/>
+          <w:szCs w:val="24"/>
+          <w:u w:val="single"/>
+          <w:lang w:val="uk-UA"/>
+        </w:rPr>
+        <w:tab/>
+      </w:r>
+      <w:r>
+        <w:rPr>
+          <w:sz w:val="24"/>
+          <w:szCs w:val="24"/>
+          <w:u w:val="single"/>
+          <w:lang w:val="uk-UA"/>
+        </w:rPr>
+        <w:fldChar w:fldCharType="begin"/>
+      </w:r>
+      <w:r>
+        <w:rPr>
+          <w:sz w:val="24"/>
+          <w:szCs w:val="24"/>
+          <w:u w:val="single"/>
+          <w:lang w:val="uk-UA"/>
+        </w:rPr>
+        <w:instrText xml:space="preserve"> MERGEFIELD  COMMISSION_PERSON2_NAME  \* MERGEFORMAT </w:instrText>
+      </w:r>
+      <w:r>
+        <w:rPr>
+          <w:sz w:val="24"/>
+          <w:szCs w:val="24"/>
+          <w:u w:val="single"/>
+          <w:lang w:val="uk-UA"/>
+        </w:rPr>
+        <w:fldChar w:fldCharType="separate"/>
+      </w:r>
+      <w:r>
+        <w:rPr>
+          <w:noProof/>
+          <w:sz w:val="24"/>
+          <w:szCs w:val="24"/>
+          <w:u w:val="single"/>
+          <w:lang w:val="uk-UA"/>
+        </w:rPr>
+        <w:t>«COMMISSION_PERSON2_NAME»</w:t>
+      </w:r>
+      <w:r>
+        <w:rPr>
+          <w:sz w:val="24"/>
+          <w:szCs w:val="24"/>
+          <w:u w:val="single"/>
+          <w:lang w:val="uk-UA"/>
+        </w:rPr>
+        <w:fldChar w:fldCharType="end"/>
+      </w:r>
+    </w:p>
+    <w:p>
+      <w:pPr>
+        <w:keepNext/>
+        <w:keepLines/>
+        <w:ind w:left="1416" w:firstLine="708"/>
+        <w:rPr>
+          <w:sz w:val="24"/>
+          <w:szCs w:val="24"/>
+          <w:lang w:val="uk-UA"/>
+        </w:rPr>
+      </w:pPr>
+      <w:r>
+        <w:rPr>
+          <w:sz w:val="24"/>
+          <w:szCs w:val="24"/>
+          <w:lang w:val="uk-UA"/>
+        </w:rPr>
+        <w:fldChar w:fldCharType="begin"/>
+      </w:r>
+      <w:r>
+        <w:rPr>
+          <w:sz w:val="24"/>
+          <w:szCs w:val="24"/>
+          <w:lang w:val="uk-UA"/>
+        </w:rPr>
+        <w:instrText xml:space="preserve"> MERGEFIELD  COMMISSION_PERSON3_POSITION  \* MERGEFORMAT </w:instrText>
+      </w:r>
+      <w:r>
+        <w:rPr>
+          <w:sz w:val="24"/>
+          <w:szCs w:val="24"/>
+          <w:lang w:val="uk-UA"/>
+        </w:rPr>
+        <w:fldChar w:fldCharType="separate"/>
+      </w:r>
+      <w:r>
+        <w:rPr>
+          <w:noProof/>
+          <w:sz w:val="24"/>
+          <w:szCs w:val="24"/>
+          <w:lang w:val="uk-UA"/>
+        </w:rPr>
+        <w:t>«COMMISSION_PERSON3_POSITION»</w:t>
+      </w:r>
+      <w:r>
+        <w:rPr>
+          <w:sz w:val="24"/>
+          <w:szCs w:val="24"/>
+          <w:lang w:val="uk-UA"/>
+        </w:rPr>
+        <w:fldChar w:fldCharType="end"/>
+      </w:r>
+    </w:p>
+    <w:p>
+      <w:pPr>
+        <w:keepNext/>
+        <w:keepLines/>
+        <w:tabs>
+          <w:tab w:val="right" w:pos="9921"/>
+        </w:tabs>
+        <w:ind w:left="2127"/>
+        <w:rPr>
+          <w:sz w:val="24"/>
+          <w:szCs w:val="24"/>
+          <w:u w:val="single"/>
+          <w:lang w:val="uk-UA"/>
+        </w:rPr>
+      </w:pPr>
+      <w:r>
+        <w:rPr>
+          <w:sz w:val="24"/>
+          <w:szCs w:val="24"/>
+          <w:u w:val="single"/>
+          <w:lang w:val="uk-UA"/>
+        </w:rPr>
+        <w:fldChar w:fldCharType="begin"/>
+      </w:r>
+      <w:r>
+        <w:rPr>
+          <w:sz w:val="24"/>
+          <w:szCs w:val="24"/>
+          <w:u w:val="single"/>
+          <w:lang w:val="uk-UA"/>
+        </w:rPr>
+        <w:instrText xml:space="preserve"> MERGEFIELD  COMMISSION_PERSON3_RANK  \* MERGEFORMAT </w:instrText>
+      </w:r>
+      <w:r>
+        <w:rPr>
+          <w:sz w:val="24"/>
+          <w:szCs w:val="24"/>
+          <w:u w:val="single"/>
+          <w:lang w:val="uk-UA"/>
+        </w:rPr>
+        <w:fldChar w:fldCharType="separate"/>
+      </w:r>
+      <w:r>
+        <w:rPr>
+          <w:noProof/>
+          <w:sz w:val="24"/>
+          <w:szCs w:val="24"/>
+          <w:u w:val="single"/>
+          <w:lang w:val="uk-UA"/>
+        </w:rPr>
+        <w:t>«COMMISSION_PERSON3_RANK»</w:t>
+      </w:r>
+      <w:r>
+        <w:rPr>
+          <w:sz w:val="24"/>
+          <w:szCs w:val="24"/>
+          <w:u w:val="single"/>
+          <w:lang w:val="uk-UA"/>
+        </w:rPr>
+        <w:fldChar w:fldCharType="end"/>
+      </w:r>
+      <w:r>
+        <w:rPr>
+          <w:sz w:val="24"/>
+          <w:szCs w:val="24"/>
+          <w:u w:val="single"/>
+          <w:lang w:val="uk-UA"/>
+        </w:rPr>
+        <w:tab/>
+      </w:r>
+      <w:r>
+        <w:rPr>
+          <w:sz w:val="24"/>
+          <w:szCs w:val="24"/>
+          <w:u w:val="single"/>
+          <w:lang w:val="uk-UA"/>
+        </w:rPr>
+        <w:fldChar w:fldCharType="begin"/>
+      </w:r>
+      <w:r>
+        <w:rPr>
+          <w:sz w:val="24"/>
+          <w:szCs w:val="24"/>
+          <w:u w:val="single"/>
+          <w:lang w:val="uk-UA"/>
+        </w:rPr>
+        <w:instrText xml:space="preserve"> MERGEFIELD  COMMISSION_PERSON3_NAME  \* MERGEFORMAT </w:instrText>
+      </w:r>
+      <w:r>
+        <w:rPr>
+          <w:sz w:val="24"/>
+          <w:szCs w:val="24"/>
+          <w:u w:val="single"/>
+          <w:lang w:val="uk-UA"/>
+        </w:rPr>
+        <w:fldChar w:fldCharType="separate"/>
+      </w:r>
+      <w:r>
+        <w:rPr>
+          <w:noProof/>
+          <w:sz w:val="24"/>
+          <w:szCs w:val="24"/>
+          <w:u w:val="single"/>
+          <w:lang w:val="uk-UA"/>
+        </w:rPr>
+        <w:t>«COMMISSION_PERSON3_NAME»</w:t>
+      </w:r>
+      <w:r>
+        <w:rPr>
+          <w:sz w:val="24"/>
+          <w:szCs w:val="24"/>
+          <w:u w:val="single"/>
+          <w:lang w:val="uk-UA"/>
+        </w:rPr>
+        <w:fldChar w:fldCharType="end"/>
+      </w:r>
+    </w:p>
+    <w:p>
+      <w:pPr>
+        <w:keepNext/>
+        <w:keepLines/>
         <w:rPr>
           <w:sz w:val="24"/>
           <w:szCs w:val="24"/>
@@ -4503,723 +5341,8 @@
     </w:p>
     <w:p>
       <w:pPr>
-        <w:tabs>
-          <w:tab w:val="left" w:pos="2127"/>
-        </w:tabs>
-        <w:rPr>
-          <w:sz w:val="24"/>
-          <w:szCs w:val="24"/>
-          <w:lang w:val="uk-UA"/>
-        </w:rPr>
-      </w:pPr>
-      <w:r>
-        <w:rPr>
-          <w:sz w:val="24"/>
-          <w:szCs w:val="24"/>
-          <w:lang w:val="uk-UA"/>
-        </w:rPr>
-        <w:t xml:space="preserve">Голова комісії : </w:t>
-      </w:r>
-      <w:r>
-        <w:rPr>
-          <w:sz w:val="24"/>
-          <w:szCs w:val="24"/>
-          <w:lang w:val="uk-UA"/>
-        </w:rPr>
-        <w:tab/>
-      </w:r>
-      <w:r>
-        <w:rPr>
-          <w:sz w:val="24"/>
-          <w:szCs w:val="24"/>
-          <w:lang w:val="uk-UA"/>
-        </w:rPr>
-        <w:fldChar w:fldCharType="begin"/>
-      </w:r>
-      <w:r>
-        <w:rPr>
-          <w:sz w:val="24"/>
-          <w:szCs w:val="24"/>
-          <w:lang w:val="uk-UA"/>
-        </w:rPr>
-        <w:instrText xml:space="preserve"> MERGEFIELD  COMMISSION_HEAD_POSITION  \* MERGEFORMAT </w:instrText>
-      </w:r>
-      <w:r>
-        <w:rPr>
-          <w:sz w:val="24"/>
-          <w:szCs w:val="24"/>
-          <w:lang w:val="uk-UA"/>
-        </w:rPr>
-        <w:fldChar w:fldCharType="separate"/>
-      </w:r>
-      <w:r>
-        <w:rPr>
-          <w:noProof/>
-          <w:sz w:val="24"/>
-          <w:szCs w:val="24"/>
-          <w:lang w:val="uk-UA"/>
-        </w:rPr>
-        <w:t>«COMMISSION_HEAD_POSITION»</w:t>
-      </w:r>
-      <w:r>
-        <w:rPr>
-          <w:sz w:val="24"/>
-          <w:szCs w:val="24"/>
-          <w:lang w:val="uk-UA"/>
-        </w:rPr>
-        <w:fldChar w:fldCharType="end"/>
-      </w:r>
-    </w:p>
-    <w:p>
-      <w:pPr>
-        <w:tabs>
-          <w:tab w:val="right" w:pos="9921"/>
-        </w:tabs>
-        <w:ind w:left="1416" w:firstLine="711"/>
-        <w:rPr>
-          <w:sz w:val="24"/>
-          <w:szCs w:val="24"/>
-          <w:lang w:val="uk-UA"/>
-        </w:rPr>
-      </w:pPr>
-      <w:r>
-        <w:rPr>
-          <w:sz w:val="24"/>
-          <w:szCs w:val="24"/>
-          <w:u w:val="single"/>
-          <w:lang w:val="uk-UA"/>
-        </w:rPr>
-        <w:fldChar w:fldCharType="begin"/>
-      </w:r>
-      <w:r>
-        <w:rPr>
-          <w:sz w:val="24"/>
-          <w:szCs w:val="24"/>
-          <w:u w:val="single"/>
-          <w:lang w:val="uk-UA"/>
-        </w:rPr>
-        <w:instrText xml:space="preserve"> MERGEFIELD  COMMISSION_HEAD_RANK  \* MERGEFORMAT </w:instrText>
-      </w:r>
-      <w:r>
-        <w:rPr>
-          <w:sz w:val="24"/>
-          <w:szCs w:val="24"/>
-          <w:u w:val="single"/>
-          <w:lang w:val="uk-UA"/>
-        </w:rPr>
-        <w:fldChar w:fldCharType="separate"/>
-      </w:r>
-      <w:r>
-        <w:rPr>
-          <w:noProof/>
-          <w:sz w:val="24"/>
-          <w:szCs w:val="24"/>
-          <w:u w:val="single"/>
-          <w:lang w:val="uk-UA"/>
-        </w:rPr>
-        <w:t>«COMMISSION_HEAD_RANK»</w:t>
-      </w:r>
-      <w:r>
-        <w:rPr>
-          <w:sz w:val="24"/>
-          <w:szCs w:val="24"/>
-          <w:u w:val="single"/>
-          <w:lang w:val="uk-UA"/>
-        </w:rPr>
-        <w:fldChar w:fldCharType="end"/>
-      </w:r>
-      <w:r>
-        <w:rPr>
-          <w:sz w:val="24"/>
-          <w:szCs w:val="24"/>
-          <w:u w:val="single"/>
-          <w:lang w:val="uk-UA"/>
-        </w:rPr>
-        <w:tab/>
-      </w:r>
-      <w:r>
-        <w:rPr>
-          <w:sz w:val="24"/>
-          <w:szCs w:val="24"/>
-          <w:u w:val="single"/>
-          <w:lang w:val="uk-UA"/>
-        </w:rPr>
-        <w:fldChar w:fldCharType="begin"/>
-      </w:r>
-      <w:r>
-        <w:rPr>
-          <w:sz w:val="24"/>
-          <w:szCs w:val="24"/>
-          <w:u w:val="single"/>
-          <w:lang w:val="uk-UA"/>
-        </w:rPr>
-        <w:instrText xml:space="preserve"> MERGEFIELD  COMMISSION_HEAD_NAME  \* MERGEFORMAT </w:instrText>
-      </w:r>
-      <w:r>
-        <w:rPr>
-          <w:sz w:val="24"/>
-          <w:szCs w:val="24"/>
-          <w:u w:val="single"/>
-          <w:lang w:val="uk-UA"/>
-        </w:rPr>
-        <w:fldChar w:fldCharType="separate"/>
-      </w:r>
-      <w:r>
-        <w:rPr>
-          <w:noProof/>
-          <w:sz w:val="24"/>
-          <w:szCs w:val="24"/>
-          <w:u w:val="single"/>
-          <w:lang w:val="uk-UA"/>
-        </w:rPr>
-        <w:t>«COMMISSION_HEAD_NAME»</w:t>
-      </w:r>
-      <w:r>
-        <w:rPr>
-          <w:sz w:val="24"/>
-          <w:szCs w:val="24"/>
-          <w:u w:val="single"/>
-          <w:lang w:val="uk-UA"/>
-        </w:rPr>
-        <w:fldChar w:fldCharType="end"/>
-      </w:r>
-    </w:p>
-    <w:p>
-      <w:pPr>
-        <w:tabs>
-          <w:tab w:val="left" w:pos="2127"/>
-        </w:tabs>
-        <w:rPr>
-          <w:sz w:val="24"/>
-          <w:szCs w:val="24"/>
-          <w:lang w:val="uk-UA"/>
-        </w:rPr>
-      </w:pPr>
-      <w:r>
-        <w:rPr>
-          <w:sz w:val="24"/>
-          <w:szCs w:val="24"/>
-          <w:lang w:val="uk-UA"/>
-        </w:rPr>
-        <w:t>Члени комісії :</w:t>
-      </w:r>
-      <w:r>
-        <w:rPr>
-          <w:sz w:val="24"/>
-          <w:szCs w:val="24"/>
-          <w:lang w:val="uk-UA"/>
-        </w:rPr>
-        <w:tab/>
-      </w:r>
-      <w:r>
-        <w:rPr>
-          <w:sz w:val="24"/>
-          <w:szCs w:val="24"/>
-          <w:lang w:val="uk-UA"/>
-        </w:rPr>
-        <w:fldChar w:fldCharType="begin"/>
-      </w:r>
-      <w:r>
-        <w:rPr>
-          <w:sz w:val="24"/>
-          <w:szCs w:val="24"/>
-          <w:lang w:val="uk-UA"/>
-        </w:rPr>
-        <w:instrText xml:space="preserve"> MERGEFIELD  COMMISSION_PERSON1_POSITION  \* MERGEFORMAT </w:instrText>
-      </w:r>
-      <w:r>
-        <w:rPr>
-          <w:sz w:val="24"/>
-          <w:szCs w:val="24"/>
-          <w:lang w:val="uk-UA"/>
-        </w:rPr>
-        <w:fldChar w:fldCharType="separate"/>
-      </w:r>
-      <w:r>
-        <w:rPr>
-          <w:noProof/>
-          <w:sz w:val="24"/>
-          <w:szCs w:val="24"/>
-          <w:lang w:val="uk-UA"/>
-        </w:rPr>
-        <w:t>«COMMISSION_PERSON1_POSITION»</w:t>
-      </w:r>
-      <w:r>
-        <w:rPr>
-          <w:sz w:val="24"/>
-          <w:szCs w:val="24"/>
-          <w:lang w:val="uk-UA"/>
-        </w:rPr>
-        <w:fldChar w:fldCharType="end"/>
-      </w:r>
-    </w:p>
-    <w:p>
-      <w:pPr>
-        <w:tabs>
-          <w:tab w:val="right" w:pos="9921"/>
-        </w:tabs>
-        <w:ind w:left="1416" w:firstLine="708"/>
-        <w:rPr>
-          <w:sz w:val="24"/>
-          <w:szCs w:val="24"/>
-          <w:u w:val="single"/>
-          <w:lang w:val="uk-UA"/>
-        </w:rPr>
-      </w:pPr>
-      <w:r>
-        <w:rPr>
-          <w:sz w:val="24"/>
-          <w:szCs w:val="24"/>
-          <w:u w:val="single"/>
-          <w:lang w:val="uk-UA"/>
-        </w:rPr>
-        <w:fldChar w:fldCharType="begin"/>
-      </w:r>
-      <w:r>
-        <w:rPr>
-          <w:sz w:val="24"/>
-          <w:szCs w:val="24"/>
-          <w:u w:val="single"/>
-          <w:lang w:val="uk-UA"/>
-        </w:rPr>
-        <w:instrText xml:space="preserve"> MERGEFIELD  COMMISSION_PERSON1_RANK  \* MERGEFORMAT </w:instrText>
-      </w:r>
-      <w:r>
-        <w:rPr>
-          <w:sz w:val="24"/>
-          <w:szCs w:val="24"/>
-          <w:u w:val="single"/>
-          <w:lang w:val="uk-UA"/>
-        </w:rPr>
-        <w:fldChar w:fldCharType="separate"/>
-      </w:r>
-      <w:r>
-        <w:rPr>
-          <w:noProof/>
-          <w:sz w:val="24"/>
-          <w:szCs w:val="24"/>
-          <w:u w:val="single"/>
-          <w:lang w:val="uk-UA"/>
-        </w:rPr>
-        <w:t>«COMMISSION_PERSON1_RANK»</w:t>
-      </w:r>
-      <w:r>
-        <w:rPr>
-          <w:sz w:val="24"/>
-          <w:szCs w:val="24"/>
-          <w:u w:val="single"/>
-          <w:lang w:val="uk-UA"/>
-        </w:rPr>
-        <w:fldChar w:fldCharType="end"/>
-      </w:r>
-      <w:r>
-        <w:rPr>
-          <w:sz w:val="24"/>
-          <w:szCs w:val="24"/>
-          <w:u w:val="single"/>
-          <w:lang w:val="uk-UA"/>
-        </w:rPr>
-        <w:tab/>
-      </w:r>
-      <w:r>
-        <w:rPr>
-          <w:sz w:val="24"/>
-          <w:szCs w:val="24"/>
-          <w:u w:val="single"/>
-          <w:lang w:val="uk-UA"/>
-        </w:rPr>
-        <w:fldChar w:fldCharType="begin"/>
-      </w:r>
-      <w:r>
-        <w:rPr>
-          <w:sz w:val="24"/>
-          <w:szCs w:val="24"/>
-          <w:u w:val="single"/>
-          <w:lang w:val="uk-UA"/>
-        </w:rPr>
-        <w:instrText xml:space="preserve"> MERGEFIELD  COMMISSION_PERSON1_NAME  \* MERGEFORMAT </w:instrText>
-      </w:r>
-      <w:r>
-        <w:rPr>
-          <w:sz w:val="24"/>
-          <w:szCs w:val="24"/>
-          <w:u w:val="single"/>
-          <w:lang w:val="uk-UA"/>
-        </w:rPr>
-        <w:fldChar w:fldCharType="separate"/>
-      </w:r>
-      <w:r>
-        <w:rPr>
-          <w:noProof/>
-          <w:sz w:val="24"/>
-          <w:szCs w:val="24"/>
-          <w:u w:val="single"/>
-          <w:lang w:val="uk-UA"/>
-        </w:rPr>
-        <w:t>«COMMISSION_PERSON1_NAME»</w:t>
-      </w:r>
-      <w:r>
-        <w:rPr>
-          <w:sz w:val="24"/>
-          <w:szCs w:val="24"/>
-          <w:u w:val="single"/>
-          <w:lang w:val="uk-UA"/>
-        </w:rPr>
-        <w:fldChar w:fldCharType="end"/>
-      </w:r>
-      <w:r>
-        <w:rPr>
-          <w:sz w:val="24"/>
-          <w:szCs w:val="24"/>
-          <w:u w:val="single"/>
-          <w:lang w:val="uk-UA"/>
-        </w:rPr>
-        <w:t xml:space="preserve"> </w:t>
-      </w:r>
-    </w:p>
-    <w:p>
-      <w:pPr>
-        <w:ind w:left="1416" w:firstLine="708"/>
-        <w:rPr>
-          <w:sz w:val="24"/>
-          <w:szCs w:val="24"/>
-          <w:lang w:val="uk-UA"/>
-        </w:rPr>
-      </w:pPr>
-      <w:r>
-        <w:rPr>
-          <w:sz w:val="24"/>
-          <w:szCs w:val="24"/>
-          <w:lang w:val="uk-UA"/>
-        </w:rPr>
-        <w:fldChar w:fldCharType="begin"/>
-      </w:r>
-      <w:r>
-        <w:rPr>
-          <w:sz w:val="24"/>
-          <w:szCs w:val="24"/>
-          <w:lang w:val="uk-UA"/>
-        </w:rPr>
-        <w:instrText xml:space="preserve"> MERGEFIELD  COMMISSION_PERSON2_POSITION  \* MERGEFORMAT </w:instrText>
-      </w:r>
-      <w:r>
-        <w:rPr>
-          <w:sz w:val="24"/>
-          <w:szCs w:val="24"/>
-          <w:lang w:val="uk-UA"/>
-        </w:rPr>
-        <w:fldChar w:fldCharType="separate"/>
-      </w:r>
-      <w:r>
-        <w:rPr>
-          <w:noProof/>
-          <w:sz w:val="24"/>
-          <w:szCs w:val="24"/>
-          <w:lang w:val="uk-UA"/>
-        </w:rPr>
-        <w:t>«COMMISSION_PERSON2_POSITION»</w:t>
-      </w:r>
-      <w:r>
-        <w:rPr>
-          <w:sz w:val="24"/>
-          <w:szCs w:val="24"/>
-          <w:lang w:val="uk-UA"/>
-        </w:rPr>
-        <w:fldChar w:fldCharType="end"/>
-      </w:r>
-    </w:p>
-    <w:p>
-      <w:pPr>
-        <w:tabs>
-          <w:tab w:val="right" w:pos="9921"/>
-        </w:tabs>
-        <w:ind w:left="1416" w:firstLine="708"/>
-        <w:rPr>
-          <w:sz w:val="24"/>
-          <w:szCs w:val="24"/>
-          <w:u w:val="single"/>
-          <w:lang w:val="uk-UA"/>
-        </w:rPr>
-      </w:pPr>
-      <w:r>
-        <w:rPr>
-          <w:sz w:val="24"/>
-          <w:szCs w:val="24"/>
-          <w:u w:val="single"/>
-          <w:lang w:val="uk-UA"/>
-        </w:rPr>
-        <w:fldChar w:fldCharType="begin"/>
-      </w:r>
-      <w:r>
-        <w:rPr>
-          <w:sz w:val="24"/>
-          <w:szCs w:val="24"/>
-          <w:u w:val="single"/>
-          <w:lang w:val="uk-UA"/>
-        </w:rPr>
-        <w:instrText xml:space="preserve"> MERGEFIELD  COMMISSION_PERSON2_RANK  \* MERGEFORMAT </w:instrText>
-      </w:r>
-      <w:r>
-        <w:rPr>
-          <w:sz w:val="24"/>
-          <w:szCs w:val="24"/>
-          <w:u w:val="single"/>
-          <w:lang w:val="uk-UA"/>
-        </w:rPr>
-        <w:fldChar w:fldCharType="separate"/>
-      </w:r>
-      <w:r>
-        <w:rPr>
-          <w:noProof/>
-          <w:sz w:val="24"/>
-          <w:szCs w:val="24"/>
-          <w:u w:val="single"/>
-          <w:lang w:val="uk-UA"/>
-        </w:rPr>
-        <w:t>«COMMISSION_PERSON2_RANK»</w:t>
-      </w:r>
-      <w:r>
-        <w:rPr>
-          <w:sz w:val="24"/>
-          <w:szCs w:val="24"/>
-          <w:u w:val="single"/>
-          <w:lang w:val="uk-UA"/>
-        </w:rPr>
-        <w:fldChar w:fldCharType="end"/>
-      </w:r>
-      <w:r>
-        <w:rPr>
-          <w:sz w:val="24"/>
-          <w:szCs w:val="24"/>
-          <w:u w:val="single"/>
-          <w:lang w:val="uk-UA"/>
-        </w:rPr>
-        <w:tab/>
-      </w:r>
-      <w:r>
-        <w:rPr>
-          <w:sz w:val="24"/>
-          <w:szCs w:val="24"/>
-          <w:u w:val="single"/>
-          <w:lang w:val="uk-UA"/>
-        </w:rPr>
-        <w:fldChar w:fldCharType="begin"/>
-      </w:r>
-      <w:r>
-        <w:rPr>
-          <w:sz w:val="24"/>
-          <w:szCs w:val="24"/>
-          <w:u w:val="single"/>
-          <w:lang w:val="uk-UA"/>
-        </w:rPr>
-        <w:instrText xml:space="preserve"> MERGEFIELD  COMMISSION_PERSON2_NAME  \* MERGEFORMAT </w:instrText>
-      </w:r>
-      <w:r>
-        <w:rPr>
-          <w:sz w:val="24"/>
-          <w:szCs w:val="24"/>
-          <w:u w:val="single"/>
-          <w:lang w:val="uk-UA"/>
-        </w:rPr>
-        <w:fldChar w:fldCharType="separate"/>
-      </w:r>
-      <w:r>
-        <w:rPr>
-          <w:noProof/>
-          <w:sz w:val="24"/>
-          <w:szCs w:val="24"/>
-          <w:u w:val="single"/>
-          <w:lang w:val="uk-UA"/>
-        </w:rPr>
-        <w:t>«COMMISSION_PERSON2_NAME»</w:t>
-      </w:r>
-      <w:r>
-        <w:rPr>
-          <w:sz w:val="24"/>
-          <w:szCs w:val="24"/>
-          <w:u w:val="single"/>
-          <w:lang w:val="uk-UA"/>
-        </w:rPr>
-        <w:fldChar w:fldCharType="end"/>
-      </w:r>
-    </w:p>
-    <w:p>
-      <w:pPr>
-        <w:ind w:left="1416" w:firstLine="708"/>
-        <w:rPr>
-          <w:sz w:val="24"/>
-          <w:szCs w:val="24"/>
-          <w:lang w:val="uk-UA"/>
-        </w:rPr>
-      </w:pPr>
-      <w:r>
-        <w:rPr>
-          <w:sz w:val="24"/>
-          <w:szCs w:val="24"/>
-          <w:lang w:val="uk-UA"/>
-        </w:rPr>
-        <w:fldChar w:fldCharType="begin"/>
-      </w:r>
-      <w:r>
-        <w:rPr>
-          <w:sz w:val="24"/>
-          <w:szCs w:val="24"/>
-          <w:lang w:val="uk-UA"/>
-        </w:rPr>
-        <w:instrText xml:space="preserve"> MERGEFIELD  COMMISSION_PERSON3_POSITION  \* MERGEFORMAT </w:instrText>
-      </w:r>
-      <w:r>
-        <w:rPr>
-          <w:sz w:val="24"/>
-          <w:szCs w:val="24"/>
-          <w:lang w:val="uk-UA"/>
-        </w:rPr>
-        <w:fldChar w:fldCharType="separate"/>
-      </w:r>
-      <w:r>
-        <w:rPr>
-          <w:noProof/>
-          <w:sz w:val="24"/>
-          <w:szCs w:val="24"/>
-          <w:lang w:val="uk-UA"/>
-        </w:rPr>
-        <w:t>«COMMISSION_PERSON3_POSITION»</w:t>
-      </w:r>
-      <w:r>
-        <w:rPr>
-          <w:sz w:val="24"/>
-          <w:szCs w:val="24"/>
-          <w:lang w:val="uk-UA"/>
-        </w:rPr>
-        <w:fldChar w:fldCharType="end"/>
-      </w:r>
-    </w:p>
-    <w:p>
-      <w:pPr>
-        <w:tabs>
-          <w:tab w:val="right" w:pos="9921"/>
-        </w:tabs>
-        <w:ind w:left="2127"/>
-        <w:rPr>
-          <w:sz w:val="24"/>
-          <w:szCs w:val="24"/>
-          <w:u w:val="single"/>
-          <w:lang w:val="uk-UA"/>
-        </w:rPr>
-      </w:pPr>
-      <w:r>
-        <w:rPr>
-          <w:sz w:val="24"/>
-          <w:szCs w:val="24"/>
-          <w:u w:val="single"/>
-          <w:lang w:val="uk-UA"/>
-        </w:rPr>
-        <w:fldChar w:fldCharType="begin"/>
-      </w:r>
-      <w:r>
-        <w:rPr>
-          <w:sz w:val="24"/>
-          <w:szCs w:val="24"/>
-          <w:u w:val="single"/>
-          <w:lang w:val="uk-UA"/>
-        </w:rPr>
-        <w:instrText xml:space="preserve"> MERGEFIELD  COMMISSION_PERSON3_RANK  \* MERGEFORMAT </w:instrText>
-      </w:r>
-      <w:r>
-        <w:rPr>
-          <w:sz w:val="24"/>
-          <w:szCs w:val="24"/>
-          <w:u w:val="single"/>
-          <w:lang w:val="uk-UA"/>
-        </w:rPr>
-        <w:fldChar w:fldCharType="separate"/>
-      </w:r>
-      <w:r>
-        <w:rPr>
-          <w:noProof/>
-          <w:sz w:val="24"/>
-          <w:szCs w:val="24"/>
-          <w:u w:val="single"/>
-          <w:lang w:val="uk-UA"/>
-        </w:rPr>
-        <w:t>«COMMISSION_PERSON3_RANK»</w:t>
-      </w:r>
-      <w:r>
-        <w:rPr>
-          <w:sz w:val="24"/>
-          <w:szCs w:val="24"/>
-          <w:u w:val="single"/>
-          <w:lang w:val="uk-UA"/>
-        </w:rPr>
-        <w:fldChar w:fldCharType="end"/>
-      </w:r>
-      <w:r>
-        <w:rPr>
-          <w:sz w:val="24"/>
-          <w:szCs w:val="24"/>
-          <w:u w:val="single"/>
-          <w:lang w:val="uk-UA"/>
-        </w:rPr>
-        <w:tab/>
-      </w:r>
-      <w:r>
-        <w:rPr>
-          <w:sz w:val="24"/>
-          <w:szCs w:val="24"/>
-          <w:u w:val="single"/>
-          <w:lang w:val="uk-UA"/>
-        </w:rPr>
-        <w:fldChar w:fldCharType="begin"/>
-      </w:r>
-      <w:r>
-        <w:rPr>
-          <w:sz w:val="24"/>
-          <w:szCs w:val="24"/>
-          <w:u w:val="single"/>
-          <w:lang w:val="uk-UA"/>
-        </w:rPr>
-        <w:instrText xml:space="preserve"> MERGEFIELD  COMMISSION_PERSON3_NAME  \* MERGEFORMAT </w:instrText>
-      </w:r>
-      <w:r>
-        <w:rPr>
-          <w:sz w:val="24"/>
-          <w:szCs w:val="24"/>
-          <w:u w:val="single"/>
-          <w:lang w:val="uk-UA"/>
-        </w:rPr>
-        <w:fldChar w:fldCharType="separate"/>
-      </w:r>
-      <w:r>
-        <w:rPr>
-          <w:noProof/>
-          <w:sz w:val="24"/>
-          <w:szCs w:val="24"/>
-          <w:u w:val="single"/>
-          <w:lang w:val="uk-UA"/>
-        </w:rPr>
-        <w:t>«COMMISSION_PERSON3_NAME»</w:t>
-      </w:r>
-      <w:r>
-        <w:rPr>
-          <w:sz w:val="24"/>
-          <w:szCs w:val="24"/>
-          <w:u w:val="single"/>
-          <w:lang w:val="uk-UA"/>
-        </w:rPr>
-        <w:fldChar w:fldCharType="end"/>
-      </w:r>
-    </w:p>
-    <w:p>
-      <w:pPr>
-        <w:rPr>
-          <w:sz w:val="24"/>
-          <w:szCs w:val="24"/>
-          <w:lang w:val="uk-UA"/>
-        </w:rPr>
-      </w:pPr>
-    </w:p>
-    <w:p>
-      <w:pPr>
+        <w:keepNext/>
+        <w:keepLines/>
         <w:rPr>
           <w:sz w:val="24"/>
           <w:szCs w:val="24"/>
@@ -5514,7 +5637,7 @@
                   <v:h position="#0,#1"/>
                 </v:handles>
               </v:shapetype>
-              <v:shape id="Скругленная прямоугольная выноска 1" o:spid="_x0000_s1026" type="#_x0000_t62" style="position:absolute;margin-left:647.25pt;margin-top:474.05pt;width:143.75pt;height:39.9pt;z-index:251658240;visibility:visible;mso-wrap-style:square;mso-width-percent:0;mso-height-percent:0;mso-wrap-distance-left:9pt;mso-wrap-distance-top:0;mso-wrap-distance-right:9pt;mso-wrap-distance-bottom:0;mso-position-horizontal:absolute;mso-position-horizontal-relative:text;mso-position-vertical:absolute;mso-position-vertical-relative:text;mso-width-percent:0;mso-height-percent:0;mso-width-relative:page;mso-height-relative:page;v-text-anchor:top" o:gfxdata="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" adj="-10367,32990" fillcolor="yellow">
+              <v:shape id="Скругленная прямоугольная выноска 1" o:spid="_x0000_s1026" type="#_x0000_t62" style="position:absolute;margin-left:647.25pt;margin-top:474.05pt;width:143.75pt;height:39.9pt;z-index:251658240;visibility:visible;mso-wrap-style:square;mso-width-percent:0;mso-height-percent:0;mso-wrap-distance-left:9pt;mso-wrap-distance-top:0;mso-wrap-distance-right:9pt;mso-wrap-distance-bottom:0;mso-position-horizontal:absolute;mso-position-horizontal-relative:text;mso-position-vertical:absolute;mso-position-vertical-relative:text;mso-width-percent:0;mso-height-percent:0;mso-width-relative:page;mso-height-relative:page;v-text-anchor:top" o:gfxdata="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" adj="-10367,32990" fillcolor="yellow">
                 <v:fill opacity="22359f"/>
                 <v:textbox>
                   <w:txbxContent>
@@ -5613,7 +5736,7 @@
 </file>
 
 <file path=word/numbering.xml><?xml version="1.0" encoding="utf-8"?>
-<w:numbering xmlns:wpc="http://schemas.microsoft.com/office/word/2010/wordprocessingCanvas" xmlns:cx="http://schemas.microsoft.com/office/drawing/2014/chartex" xmlns:cx1="http://schemas.microsoft.com/office/drawing/2015/9/8/chartex" xmlns:cx2="http://schemas.microsoft.com/office/drawing/2015/10/21/chartex" xmlns:cx3="http://schemas.microsoft.com/office/drawing/2016/5/9/chartex" xmlns:cx4="http://schemas.microsoft.com/office/drawing/2016/5/10/chartex" xmlns:cx5="http://schemas.microsoft.com/office/drawing/2016/5/11/chartex" xmlns:cx6="http://schemas.microsoft.com/office/drawing/2016/5/12/chartex" xmlns:cx7="http://schemas.microsoft.com/office/drawing/2016/5/13/chartex" xmlns:cx8="http://schemas.microsoft.com/office/drawing/2016/5/14/chartex" xmlns:mc="http://schemas.openxmlformats.org/markup-compatibility/2006" xmlns:aink="http://schemas.microsoft.com/office/drawing/2016/ink" xmlns:am3d="http://schemas.microsoft.com/office/drawing/2017/model3d" xmlns:o="urn:schemas-microsoft-com:office:office" xmlns:r="http://schemas.openxmlformats.org/officeDocument/2006/relationships" xmlns:m="http://schemas.openxmlformats.org/officeDocument/2006/math" xmlns:v="urn:schemas-microsoft-com:vml" xmlns:wp14="http://schemas.microsoft.com/office/word/2010/wordprocessingDrawing" xmlns:wp="http://schemas.openxmlformats.org/drawingml/2006/wordprocessingDrawing" xmlns:w10="urn:schemas-microsoft-com:office:word" xmlns:w="http://schemas.openxmlformats.org/wordprocessingml/2006/main" xmlns:w14="http://schemas.microsoft.com/office/word/2010/wordml" xmlns:w15="http://schemas.microsoft.com/office/word/2012/wordml" xmlns:w16cex="http://schemas.microsoft.com/office/word/2018/wordml/cex" xmlns:w16cid="http://schemas.microsoft.com/office/word/2016/wordml/cid" xmlns:w16="http://schemas.microsoft.com/office/word/2018/wordml" xmlns:w16sdtdh="http://schemas.microsoft.com/office/word/2020/wordml/sdtdatahash" xmlns:w16se="http://schemas.microsoft.com/office/word/2015/wordml/symex" xmlns:wpg="http://schemas.microsoft.com/office/word/2010/wordprocessingGroup" xmlns:wpi="http://schemas.microsoft.com/office/word/2010/wordprocessingInk" xmlns:wne="http://schemas.microsoft.com/office/word/2006/wordml" xmlns:wps="http://schemas.microsoft.com/office/word/2010/wordprocessingShape" mc:Ignorable="w14 w15 w16se w16cid w16 w16cex w16sdtdh wp14">
+<w:numbering xmlns:wpc="http://schemas.microsoft.com/office/word/2010/wordprocessingCanvas" xmlns:cx="http://schemas.microsoft.com/office/drawing/2014/chartex" xmlns:cx1="http://schemas.microsoft.com/office/drawing/2015/9/8/chartex" xmlns:cx2="http://schemas.microsoft.com/office/drawing/2015/10/21/chartex" xmlns:cx3="http://schemas.microsoft.com/office/drawing/2016/5/9/chartex" xmlns:cx4="http://schemas.microsoft.com/office/drawing/2016/5/10/chartex" xmlns:cx5="http://schemas.microsoft.com/office/drawing/2016/5/11/chartex" xmlns:cx6="http://schemas.microsoft.com/office/drawing/2016/5/12/chartex" xmlns:cx7="http://schemas.microsoft.com/office/drawing/2016/5/13/chartex" xmlns:cx8="http://schemas.microsoft.com/office/drawing/2016/5/14/chartex" xmlns:mc="http://schemas.openxmlformats.org/markup-compatibility/2006" xmlns:aink="http://schemas.microsoft.com/office/drawing/2016/ink" xmlns:am3d="http://schemas.microsoft.com/office/drawing/2017/model3d" xmlns:o="urn:schemas-microsoft-com:office:office" xmlns:oel="http://schemas.microsoft.com/office/2019/extlst" xmlns:r="http://schemas.openxmlformats.org/officeDocument/2006/relationships" xmlns:m="http://schemas.openxmlformats.org/officeDocument/2006/math" xmlns:v="urn:schemas-microsoft-com:vml" xmlns:wp14="http://schemas.microsoft.com/office/word/2010/wordprocessingDrawing" xmlns:wp="http://schemas.openxmlformats.org/drawingml/2006/wordprocessingDrawing" xmlns:w10="urn:schemas-microsoft-com:office:word" xmlns:w="http://schemas.openxmlformats.org/wordprocessingml/2006/main" xmlns:w14="http://schemas.microsoft.com/office/word/2010/wordml" xmlns:w15="http://schemas.microsoft.com/office/word/2012/wordml" xmlns:w16cex="http://schemas.microsoft.com/office/word/2018/wordml/cex" xmlns:w16cid="http://schemas.microsoft.com/office/word/2016/wordml/cid" xmlns:w16="http://schemas.microsoft.com/office/word/2018/wordml" xmlns:w16du="http://schemas.microsoft.com/office/word/2023/wordml/word16du" xmlns:w16sdtdh="http://schemas.microsoft.com/office/word/2020/wordml/sdtdatahash" xmlns:w16se="http://schemas.microsoft.com/office/word/2015/wordml/symex" xmlns:wpg="http://schemas.microsoft.com/office/word/2010/wordprocessingGroup" xmlns:wpi="http://schemas.microsoft.com/office/word/2010/wordprocessingInk" xmlns:wne="http://schemas.microsoft.com/office/word/2006/wordml" xmlns:wps="http://schemas.microsoft.com/office/word/2010/wordprocessingShape" mc:Ignorable="w14 w15 w16se w16cid w16 w16cex w16sdtdh w16du wp14">
   <w:abstractNum w:abstractNumId="0" w15:restartNumberingAfterBreak="0">
     <w:nsid w:val="7A2E7DE4"/>
     <w:multiLevelType w:val="singleLevel"/>
@@ -5722,17 +5845,17 @@
       </w:pPr>
     </w:lvl>
   </w:abstractNum>
-  <w:num w:numId="1">
+  <w:num w:numId="1" w16cid:durableId="966008359">
     <w:abstractNumId w:val="1"/>
   </w:num>
-  <w:num w:numId="2">
+  <w:num w:numId="2" w16cid:durableId="911041150">
     <w:abstractNumId w:val="0"/>
   </w:num>
 </w:numbering>
 </file>
 
 <file path=word/styles.xml><?xml version="1.0" encoding="utf-8"?>
-<w:styles xmlns:mc="http://schemas.openxmlformats.org/markup-compatibility/2006" xmlns:r="http://schemas.openxmlformats.org/officeDocument/2006/relationships" xmlns:w="http://schemas.openxmlformats.org/wordprocessingml/2006/main" xmlns:w14="http://schemas.microsoft.com/office/word/2010/wordml" xmlns:w15="http://schemas.microsoft.com/office/word/2012/wordml" xmlns:w16cex="http://schemas.microsoft.com/office/word/2018/wordml/cex" xmlns:w16cid="http://schemas.microsoft.com/office/word/2016/wordml/cid" xmlns:w16="http://schemas.microsoft.com/office/word/2018/wordml" xmlns:w16sdtdh="http://schemas.microsoft.com/office/word/2020/wordml/sdtdatahash" xmlns:w16se="http://schemas.microsoft.com/office/word/2015/wordml/symex" mc:Ignorable="w14 w15 w16se w16cid w16 w16cex w16sdtdh">
+<w:styles xmlns:mc="http://schemas.openxmlformats.org/markup-compatibility/2006" xmlns:r="http://schemas.openxmlformats.org/officeDocument/2006/relationships" xmlns:w="http://schemas.openxmlformats.org/wordprocessingml/2006/main" xmlns:w14="http://schemas.microsoft.com/office/word/2010/wordml" xmlns:w15="http://schemas.microsoft.com/office/word/2012/wordml" xmlns:w16cex="http://schemas.microsoft.com/office/word/2018/wordml/cex" xmlns:w16cid="http://schemas.microsoft.com/office/word/2016/wordml/cid" xmlns:w16="http://schemas.microsoft.com/office/word/2018/wordml" xmlns:w16du="http://schemas.microsoft.com/office/word/2023/wordml/word16du" xmlns:w16sdtdh="http://schemas.microsoft.com/office/word/2020/wordml/sdtdatahash" xmlns:w16se="http://schemas.microsoft.com/office/word/2015/wordml/symex" mc:Ignorable="w14 w15 w16se w16cid w16 w16cex w16sdtdh w16du">
   <w:docDefaults>
     <w:rPrDefault>
       <w:rPr>

--- a/Mil.Paperwork.Domain/Templates/WriteOffActTemplate.docx
+++ b/Mil.Paperwork.Domain/Templates/WriteOffActTemplate.docx
@@ -364,40 +364,45 @@
             </w:pPr>
             <w:r>
               <w:rPr>
-                <w:color w:val="000000"/>
+                <w:color w:val="000000" w:themeColor="text1"/>
                 <w:sz w:val="22"/>
                 <w:szCs w:val="22"/>
               </w:rPr>
-              <w:t xml:space="preserve">Командир </w:t>
-            </w:r>
-            <w:proofErr w:type="spellStart"/>
-            <w:r>
-              <w:rPr>
-                <w:color w:val="000000"/>
+              <w:fldChar w:fldCharType="begin"/>
+            </w:r>
+            <w:r>
+              <w:rPr>
+                <w:color w:val="000000" w:themeColor="text1"/>
                 <w:sz w:val="22"/>
                 <w:szCs w:val="22"/>
               </w:rPr>
-              <w:t>військової</w:t>
-            </w:r>
-            <w:proofErr w:type="spellEnd"/>
-            <w:r>
-              <w:rPr>
-                <w:color w:val="000000"/>
+              <w:instrText xml:space="preserve"> MERGEFIELD  COMM_POSITION  \* MERGEFORMAT </w:instrText>
+            </w:r>
+            <w:r>
+              <w:rPr>
+                <w:color w:val="000000" w:themeColor="text1"/>
                 <w:sz w:val="22"/>
                 <w:szCs w:val="22"/>
               </w:rPr>
-              <w:t xml:space="preserve"> </w:t>
-            </w:r>
-            <w:proofErr w:type="spellStart"/>
-            <w:r>
-              <w:rPr>
-                <w:color w:val="000000"/>
+              <w:fldChar w:fldCharType="separate"/>
+            </w:r>
+            <w:r>
+              <w:rPr>
+                <w:noProof/>
+                <w:color w:val="000000" w:themeColor="text1"/>
                 <w:sz w:val="22"/>
                 <w:szCs w:val="22"/>
               </w:rPr>
-              <w:t>частини</w:t>
-            </w:r>
-            <w:proofErr w:type="spellEnd"/>
+              <w:t>«COMM_POSITION»</w:t>
+            </w:r>
+            <w:r>
+              <w:rPr>
+                <w:color w:val="000000" w:themeColor="text1"/>
+                <w:sz w:val="22"/>
+                <w:szCs w:val="22"/>
+              </w:rPr>
+              <w:fldChar w:fldCharType="end"/>
+            </w:r>
             <w:r>
               <w:rPr>
                 <w:color w:val="000000"/>
